--- a/Simplifi_leave_balance_converter_technical_overview.docx
+++ b/Simplifi_leave_balance_converter_technical_overview.docx
@@ -125,19 +125,7 @@
         <w:rPr>
           <w:color w:val="374151"/>
         </w:rPr>
-        <w:t>Clients currently managing leave balances within Simplifi</w:t>
-      </w:r>
-      <w:r>
-        <w:rPr>
-          <w:color w:val="374151"/>
-        </w:rPr>
-        <w:t xml:space="preserve"> without an API connection</w:t>
-      </w:r>
-      <w:r>
-        <w:rPr>
-          <w:color w:val="374151"/>
-        </w:rPr>
-        <w:t xml:space="preserve"> face a painful three-step manual process:</w:t>
+        <w:t xml:space="preserve">Clients currently managing leave balances within Simplifi without an API connection face a painful three-step manual process:</w:t>
       </w:r>
     </w:p>
     <w:p>
@@ -281,37 +269,7 @@
                 <w:sz w:val="20"/>
                 <w:szCs w:val="20"/>
               </w:rPr>
-              <w:t>On the question of API connectivity: Smartly and IMS/MYOB do not currently expose public APIs</w:t>
-            </w:r>
-            <w:r>
-              <w:rPr>
-                <w:i/>
-                <w:iCs/>
-                <w:color w:val="374151"/>
-                <w:sz w:val="20"/>
-                <w:szCs w:val="20"/>
-              </w:rPr>
-              <w:t xml:space="preserve"> to Simplifi</w:t>
-            </w:r>
-            <w:r>
-              <w:rPr>
-                <w:i/>
-                <w:iCs/>
-                <w:color w:val="374151"/>
-                <w:sz w:val="20"/>
-                <w:szCs w:val="20"/>
-              </w:rPr>
-              <w:t xml:space="preserve"> for leave balance data. While a direct integration would be the ideal long-term solution, it is simply not available today. In the meantime, expecting clients to absorb a more manual or degraded workflow is not a realistic option — particularly when competing </w:t>
-            </w:r>
-            <w:r>
-              <w:rPr>
-                <w:i/>
-                <w:iCs/>
-                <w:color w:val="374151"/>
-                <w:sz w:val="20"/>
-                <w:szCs w:val="20"/>
-              </w:rPr>
-              <w:t>platforms already offer seamless leave balance imports. This tool bridges that gap now, with no burden placed on the client.</w:t>
+              <w:t xml:space="preserve">On the question of API connectivity: Smartly and IMS/MYOB do not currently expose public APIs to Simplifi for leave balance data. While a direct integration would be the ideal long-term solution, it is simply not available today. In the meantime, expecting clients to absorb a more manual or degraded workflow is not a realistic option — particularly when competing platforms already offer seamless leave balance imports. This tool bridges that gap now, with no burden placed on the client.</w:t>
             </w:r>
           </w:p>
         </w:tc>
@@ -4729,37 +4687,7 @@
         <w:rPr>
           <w:color w:val="374151"/>
         </w:rPr>
-        <w:t>Other payrol</w:t>
-      </w:r>
-      <w:r>
-        <w:rPr>
-          <w:color w:val="374151"/>
-        </w:rPr>
-        <w:t xml:space="preserve">l support — </w:t>
-      </w:r>
-      <w:r>
-        <w:rPr>
-          <w:color w:val="374151"/>
-        </w:rPr>
-        <w:t xml:space="preserve">there is </w:t>
-      </w:r>
-      <w:r>
-        <w:rPr>
-          <w:color w:val="374151"/>
-        </w:rPr>
-        <w:t>a placeholder</w:t>
-      </w:r>
-      <w:r>
-        <w:rPr>
-          <w:color w:val="374151"/>
-        </w:rPr>
-        <w:t xml:space="preserve"> provider slot </w:t>
-      </w:r>
-      <w:r>
-        <w:rPr>
-          <w:color w:val="374151"/>
-        </w:rPr>
-        <w:t>already stubbed in the code; only the detect/parse/convert functions need to be implemented once a sample export is available.</w:t>
+        <w:t xml:space="preserve">Other payroll support — there is a placeholder provider slot already stubbed in the code; only the detect/parse/convert functions need to be implemented once a sample export is available.</w:t>
       </w:r>
     </w:p>
     <w:p>
@@ -4830,6 +4758,11 @@
       <w:pPr>
         <w:spacing w:after="200"/>
       </w:pPr>
+    </w:p>
+    <w:p>
+      <w:r>
+        <w:br w:type="page"/>
+      </w:r>
     </w:p>
     <w:tbl>
       <w:tblPr>
@@ -4884,7 +4817,7 @@
                 <w:sz w:val="26"/>
                 <w:szCs w:val="26"/>
               </w:rPr>
-              <w:t>9.  Point of Contact</w:t>
+              <w:t>9.  Change Log</w:t>
             </w:r>
           </w:p>
         </w:tc>
@@ -4903,7 +4836,7 @@
         <w:rPr>
           <w:color w:val="374151"/>
         </w:rPr>
-        <w:t>For questions about the codebase, the current deployment, or the migration process, contact:</w:t>
+        <w:t xml:space="preserve">Changes made to the converter since this document was first prepared, newest first. Add a new entry for each release.</w:t>
       </w:r>
     </w:p>
     <w:p>
@@ -4968,7 +4901,7 @@
                 <w:sz w:val="20"/>
                 <w:szCs w:val="20"/>
               </w:rPr>
-              <w:t>Owner / Author</w:t>
+              <w:t xml:space="preserve">Date</w:t>
             </w:r>
           </w:p>
         </w:tc>
@@ -4996,7 +4929,7 @@
                 <w:sz w:val="20"/>
                 <w:szCs w:val="20"/>
               </w:rPr>
-              <w:t>Jamie Callawick</w:t>
+              <w:t xml:space="preserve">28 September 2026</w:t>
             </w:r>
           </w:p>
         </w:tc>
@@ -5037,7 +4970,7 @@
                 <w:sz w:val="20"/>
                 <w:szCs w:val="20"/>
               </w:rPr>
-              <w:t>Email</w:t>
+              <w:t xml:space="preserve">Provider</w:t>
             </w:r>
           </w:p>
         </w:tc>
@@ -5065,7 +4998,7 @@
                 <w:sz w:val="20"/>
                 <w:szCs w:val="20"/>
               </w:rPr>
-              <w:t>jamie@simplifi.work</w:t>
+              <w:t xml:space="preserve">Smartly</w:t>
             </w:r>
           </w:p>
         </w:tc>
@@ -5106,6 +5039,1525 @@
                 <w:sz w:val="20"/>
                 <w:szCs w:val="20"/>
               </w:rPr>
+              <w:t xml:space="preserve">Change</w:t>
+            </w:r>
+          </w:p>
+        </w:tc>
+        <w:tc>
+          <w:tcPr>
+            <w:tcW w:w="6560" w:type="dxa"/>
+            <w:tcBorders>
+              <w:top w:val="single" w:sz="1" w:space="0" w:color="E5E7EB"/>
+              <w:left w:val="single" w:sz="1" w:space="0" w:color="E5E7EB"/>
+              <w:bottom w:val="single" w:sz="1" w:space="0" w:color="E5E7EB"/>
+              <w:right w:val="single" w:sz="1" w:space="0" w:color="E5E7EB"/>
+            </w:tcBorders>
+            <w:shd w:val="clear" w:color="auto" w:fill="F8F9FA"/>
+            <w:tcMar>
+              <w:top w:w="80" w:type="dxa"/>
+              <w:left w:w="120" w:type="dxa"/>
+              <w:bottom w:w="80" w:type="dxa"/>
+              <w:right w:w="120" w:type="dxa"/>
+            </w:tcMar>
+          </w:tcPr>
+          <w:p>
+            <w:r>
+              <w:rPr>
+                <w:color w:val="374151"/>
+                <w:sz w:val="20"/>
+                <w:szCs w:val="20"/>
+              </w:rPr>
+              <w:t xml:space="preserve">New optional "AL Accrued" output column carrying the Annual Leave accrued value.</w:t>
+            </w:r>
+          </w:p>
+        </w:tc>
+      </w:tr>
+      <w:tr>
+        <w:tblPrEx>
+          <w:tblCellMar>
+            <w:top w:w="0" w:type="dxa"/>
+            <w:bottom w:w="0" w:type="dxa"/>
+          </w:tblCellMar>
+        </w:tblPrEx>
+        <w:trPr>
+          <w:cantSplit/>
+        </w:trPr>
+        <w:tc>
+          <w:tcPr>
+            <w:tcW w:w="2800" w:type="dxa"/>
+            <w:tcBorders>
+              <w:top w:val="single" w:sz="1" w:space="0" w:color="E5E7EB"/>
+              <w:left w:val="single" w:sz="1" w:space="0" w:color="E5E7EB"/>
+              <w:bottom w:val="single" w:sz="1" w:space="0" w:color="E5E7EB"/>
+              <w:right w:val="single" w:sz="1" w:space="0" w:color="E5E7EB"/>
+            </w:tcBorders>
+            <w:shd w:val="clear" w:color="auto" w:fill="FFFFFF"/>
+            <w:tcMar>
+              <w:top w:w="80" w:type="dxa"/>
+              <w:left w:w="120" w:type="dxa"/>
+              <w:bottom w:w="80" w:type="dxa"/>
+              <w:right w:w="120" w:type="dxa"/>
+            </w:tcMar>
+          </w:tcPr>
+          <w:p>
+            <w:r>
+              <w:rPr>
+                <w:b/>
+                <w:bCs/>
+                <w:color w:val="063057"/>
+                <w:sz w:val="20"/>
+                <w:szCs w:val="20"/>
+              </w:rPr>
+              <w:t xml:space="preserve">Reason</w:t>
+            </w:r>
+          </w:p>
+        </w:tc>
+        <w:tc>
+          <w:tcPr>
+            <w:tcW w:w="6560" w:type="dxa"/>
+            <w:tcBorders>
+              <w:top w:val="single" w:sz="1" w:space="0" w:color="E5E7EB"/>
+              <w:left w:val="single" w:sz="1" w:space="0" w:color="E5E7EB"/>
+              <w:bottom w:val="single" w:sz="1" w:space="0" w:color="E5E7EB"/>
+              <w:right w:val="single" w:sz="1" w:space="0" w:color="E5E7EB"/>
+            </w:tcBorders>
+            <w:shd w:val="clear" w:color="auto" w:fill="FFFFFF"/>
+            <w:tcMar>
+              <w:top w:w="80" w:type="dxa"/>
+              <w:left w:w="120" w:type="dxa"/>
+              <w:bottom w:w="80" w:type="dxa"/>
+              <w:right w:w="120" w:type="dxa"/>
+            </w:tcMar>
+          </w:tcPr>
+          <w:p>
+            <w:r>
+              <w:rPr>
+                <w:color w:val="374151"/>
+                <w:sz w:val="20"/>
+                <w:szCs w:val="20"/>
+              </w:rPr>
+              <w:t xml:space="preserve">Requested so the Annual Leave accrued figure from Smartly comes through to Simplifi alongside the #70 balance.</w:t>
+            </w:r>
+          </w:p>
+        </w:tc>
+      </w:tr>
+      <w:tr>
+        <w:tblPrEx>
+          <w:tblCellMar>
+            <w:top w:w="0" w:type="dxa"/>
+            <w:bottom w:w="0" w:type="dxa"/>
+          </w:tblCellMar>
+        </w:tblPrEx>
+        <w:trPr>
+          <w:cantSplit/>
+        </w:trPr>
+        <w:tc>
+          <w:tcPr>
+            <w:tcW w:w="2800" w:type="dxa"/>
+            <w:tcBorders>
+              <w:top w:val="single" w:sz="1" w:space="0" w:color="E5E7EB"/>
+              <w:left w:val="single" w:sz="1" w:space="0" w:color="E5E7EB"/>
+              <w:bottom w:val="single" w:sz="1" w:space="0" w:color="E5E7EB"/>
+              <w:right w:val="single" w:sz="1" w:space="0" w:color="E5E7EB"/>
+            </w:tcBorders>
+            <w:shd w:val="clear" w:color="auto" w:fill="F8F9FA"/>
+            <w:tcMar>
+              <w:top w:w="80" w:type="dxa"/>
+              <w:left w:w="120" w:type="dxa"/>
+              <w:bottom w:w="80" w:type="dxa"/>
+              <w:right w:w="120" w:type="dxa"/>
+            </w:tcMar>
+          </w:tcPr>
+          <w:p>
+            <w:r>
+              <w:rPr>
+                <w:b/>
+                <w:bCs/>
+                <w:color w:val="063057"/>
+                <w:sz w:val="20"/>
+                <w:szCs w:val="20"/>
+              </w:rPr>
+              <w:t xml:space="preserve">Conversion logic</w:t>
+            </w:r>
+          </w:p>
+        </w:tc>
+        <w:tc>
+          <w:tcPr>
+            <w:tcW w:w="6560" w:type="dxa"/>
+            <w:tcBorders>
+              <w:top w:val="single" w:sz="1" w:space="0" w:color="E5E7EB"/>
+              <w:left w:val="single" w:sz="1" w:space="0" w:color="E5E7EB"/>
+              <w:bottom w:val="single" w:sz="1" w:space="0" w:color="E5E7EB"/>
+              <w:right w:val="single" w:sz="1" w:space="0" w:color="E5E7EB"/>
+            </w:tcBorders>
+            <w:shd w:val="clear" w:color="auto" w:fill="F8F9FA"/>
+            <w:tcMar>
+              <w:top w:w="80" w:type="dxa"/>
+              <w:left w:w="120" w:type="dxa"/>
+              <w:bottom w:w="80" w:type="dxa"/>
+              <w:right w:w="120" w:type="dxa"/>
+            </w:tcMar>
+          </w:tcPr>
+          <w:p>
+            <w:r>
+              <w:rPr>
+                <w:color w:val="374151"/>
+                <w:sz w:val="20"/>
+                <w:szCs w:val="20"/>
+              </w:rPr>
+              <w:t xml:space="preserve">On Annual Leave rows, the "Accrued" column is passed through as-is (no unit conversion) into "AL Accrued", placed after #70. It is captured separately from the balance, so with "skip zero balances" on, a zero #70 does not hide a non-zero accrual; a zero or blank accrual is left blank.</w:t>
+            </w:r>
+          </w:p>
+        </w:tc>
+      </w:tr>
+      <w:tr>
+        <w:tblPrEx>
+          <w:tblCellMar>
+            <w:top w:w="0" w:type="dxa"/>
+            <w:bottom w:w="0" w:type="dxa"/>
+          </w:tblCellMar>
+        </w:tblPrEx>
+        <w:trPr>
+          <w:cantSplit/>
+        </w:trPr>
+        <w:tc>
+          <w:tcPr>
+            <w:tcW w:w="2800" w:type="dxa"/>
+            <w:tcBorders>
+              <w:top w:val="single" w:sz="1" w:space="0" w:color="E5E7EB"/>
+              <w:left w:val="single" w:sz="1" w:space="0" w:color="E5E7EB"/>
+              <w:bottom w:val="single" w:sz="1" w:space="0" w:color="E5E7EB"/>
+              <w:right w:val="single" w:sz="1" w:space="0" w:color="E5E7EB"/>
+            </w:tcBorders>
+            <w:shd w:val="clear" w:color="auto" w:fill="FFFFFF"/>
+            <w:tcMar>
+              <w:top w:w="80" w:type="dxa"/>
+              <w:left w:w="120" w:type="dxa"/>
+              <w:bottom w:w="80" w:type="dxa"/>
+              <w:right w:w="120" w:type="dxa"/>
+            </w:tcMar>
+          </w:tcPr>
+          <w:p>
+            <w:r>
+              <w:rPr>
+                <w:b/>
+                <w:bCs/>
+                <w:color w:val="063057"/>
+                <w:sz w:val="20"/>
+                <w:szCs w:val="20"/>
+              </w:rPr>
+              <w:t xml:space="preserve">On-screen indicator</w:t>
+            </w:r>
+          </w:p>
+        </w:tc>
+        <w:tc>
+          <w:tcPr>
+            <w:tcW w:w="6560" w:type="dxa"/>
+            <w:tcBorders>
+              <w:top w:val="single" w:sz="1" w:space="0" w:color="E5E7EB"/>
+              <w:left w:val="single" w:sz="1" w:space="0" w:color="E5E7EB"/>
+              <w:bottom w:val="single" w:sz="1" w:space="0" w:color="E5E7EB"/>
+              <w:right w:val="single" w:sz="1" w:space="0" w:color="E5E7EB"/>
+            </w:tcBorders>
+            <w:shd w:val="clear" w:color="auto" w:fill="FFFFFF"/>
+            <w:tcMar>
+              <w:top w:w="80" w:type="dxa"/>
+              <w:left w:w="120" w:type="dxa"/>
+              <w:bottom w:w="80" w:type="dxa"/>
+              <w:right w:w="120" w:type="dxa"/>
+            </w:tcMar>
+          </w:tcPr>
+          <w:p>
+            <w:r>
+              <w:rPr>
+                <w:color w:val="374151"/>
+                <w:sz w:val="20"/>
+                <w:szCs w:val="20"/>
+              </w:rPr>
+              <w:t xml:space="preserve">AL Accrued appears as its own tick box in the leave code grid (on by default), labelled "Annual Leave Accrued (weeks, raw from Smartly)", and as a column in the preview.</w:t>
+            </w:r>
+          </w:p>
+        </w:tc>
+      </w:tr>
+      <w:tr>
+        <w:tblPrEx>
+          <w:tblCellMar>
+            <w:top w:w="0" w:type="dxa"/>
+            <w:bottom w:w="0" w:type="dxa"/>
+          </w:tblCellMar>
+        </w:tblPrEx>
+        <w:trPr>
+          <w:cantSplit/>
+        </w:trPr>
+        <w:tc>
+          <w:tcPr>
+            <w:tcW w:w="2800" w:type="dxa"/>
+            <w:tcBorders>
+              <w:top w:val="single" w:sz="1" w:space="0" w:color="E5E7EB"/>
+              <w:left w:val="single" w:sz="1" w:space="0" w:color="E5E7EB"/>
+              <w:bottom w:val="single" w:sz="1" w:space="0" w:color="E5E7EB"/>
+              <w:right w:val="single" w:sz="1" w:space="0" w:color="E5E7EB"/>
+            </w:tcBorders>
+            <w:shd w:val="clear" w:color="auto" w:fill="F8F9FA"/>
+            <w:tcMar>
+              <w:top w:w="80" w:type="dxa"/>
+              <w:left w:w="120" w:type="dxa"/>
+              <w:bottom w:w="80" w:type="dxa"/>
+              <w:right w:w="120" w:type="dxa"/>
+            </w:tcMar>
+          </w:tcPr>
+          <w:p>
+            <w:r>
+              <w:rPr>
+                <w:b/>
+                <w:bCs/>
+                <w:color w:val="063057"/>
+                <w:sz w:val="20"/>
+                <w:szCs w:val="20"/>
+              </w:rPr>
+              <w:t xml:space="preserve">CSV output</w:t>
+            </w:r>
+          </w:p>
+        </w:tc>
+        <w:tc>
+          <w:tcPr>
+            <w:tcW w:w="6560" w:type="dxa"/>
+            <w:tcBorders>
+              <w:top w:val="single" w:sz="1" w:space="0" w:color="E5E7EB"/>
+              <w:left w:val="single" w:sz="1" w:space="0" w:color="E5E7EB"/>
+              <w:bottom w:val="single" w:sz="1" w:space="0" w:color="E5E7EB"/>
+              <w:right w:val="single" w:sz="1" w:space="0" w:color="E5E7EB"/>
+            </w:tcBorders>
+            <w:shd w:val="clear" w:color="auto" w:fill="F8F9FA"/>
+            <w:tcMar>
+              <w:top w:w="80" w:type="dxa"/>
+              <w:left w:w="120" w:type="dxa"/>
+              <w:bottom w:w="80" w:type="dxa"/>
+              <w:right w:w="120" w:type="dxa"/>
+            </w:tcMar>
+          </w:tcPr>
+          <w:p>
+            <w:r>
+              <w:rPr>
+                <w:color w:val="374151"/>
+                <w:sz w:val="20"/>
+                <w:szCs w:val="20"/>
+              </w:rPr>
+              <w:t xml:space="preserve">Adds an "AL Accrued" column after #70. Values are in WEEKS (the Unit Smartly reports for Annual Leave), not hours — map it as weeks in the import, or untick it if not needed.</w:t>
+            </w:r>
+          </w:p>
+        </w:tc>
+      </w:tr>
+      <w:tr>
+        <w:tblPrEx>
+          <w:tblCellMar>
+            <w:top w:w="0" w:type="dxa"/>
+            <w:bottom w:w="0" w:type="dxa"/>
+          </w:tblCellMar>
+        </w:tblPrEx>
+        <w:trPr>
+          <w:cantSplit/>
+        </w:trPr>
+        <w:tc>
+          <w:tcPr>
+            <w:tcW w:w="2800" w:type="dxa"/>
+            <w:tcBorders>
+              <w:top w:val="single" w:sz="1" w:space="0" w:color="E5E7EB"/>
+              <w:left w:val="single" w:sz="1" w:space="0" w:color="E5E7EB"/>
+              <w:bottom w:val="single" w:sz="1" w:space="0" w:color="E5E7EB"/>
+              <w:right w:val="single" w:sz="1" w:space="0" w:color="E5E7EB"/>
+            </w:tcBorders>
+            <w:shd w:val="clear" w:color="auto" w:fill="FFFFFF"/>
+            <w:tcMar>
+              <w:top w:w="80" w:type="dxa"/>
+              <w:left w:w="120" w:type="dxa"/>
+              <w:bottom w:w="80" w:type="dxa"/>
+              <w:right w:w="120" w:type="dxa"/>
+            </w:tcMar>
+          </w:tcPr>
+          <w:p>
+            <w:r>
+              <w:rPr>
+                <w:b/>
+                <w:bCs/>
+                <w:color w:val="063057"/>
+                <w:sz w:val="20"/>
+                <w:szCs w:val="20"/>
+              </w:rPr>
+              <w:t xml:space="preserve">Backwards compatibility</w:t>
+            </w:r>
+          </w:p>
+        </w:tc>
+        <w:tc>
+          <w:tcPr>
+            <w:tcW w:w="6560" w:type="dxa"/>
+            <w:tcBorders>
+              <w:top w:val="single" w:sz="1" w:space="0" w:color="E5E7EB"/>
+              <w:left w:val="single" w:sz="1" w:space="0" w:color="E5E7EB"/>
+              <w:bottom w:val="single" w:sz="1" w:space="0" w:color="E5E7EB"/>
+              <w:right w:val="single" w:sz="1" w:space="0" w:color="E5E7EB"/>
+            </w:tcBorders>
+            <w:shd w:val="clear" w:color="auto" w:fill="FFFFFF"/>
+            <w:tcMar>
+              <w:top w:w="80" w:type="dxa"/>
+              <w:left w:w="120" w:type="dxa"/>
+              <w:bottom w:w="80" w:type="dxa"/>
+              <w:right w:w="120" w:type="dxa"/>
+            </w:tcMar>
+          </w:tcPr>
+          <w:p>
+            <w:r>
+              <w:rPr>
+                <w:color w:val="374151"/>
+                <w:sz w:val="20"/>
+                <w:szCs w:val="20"/>
+              </w:rPr>
+              <w:t xml:space="preserve">All existing columns and values are unchanged. Unticking AL Accrued gives output identical to the previous version. IMS/MYOB and Rocket are unaffected.</w:t>
+            </w:r>
+          </w:p>
+        </w:tc>
+      </w:tr>
+      <w:tr>
+        <w:tblPrEx>
+          <w:tblCellMar>
+            <w:top w:w="0" w:type="dxa"/>
+            <w:bottom w:w="0" w:type="dxa"/>
+          </w:tblCellMar>
+        </w:tblPrEx>
+        <w:trPr>
+          <w:cantSplit/>
+        </w:trPr>
+        <w:tc>
+          <w:tcPr>
+            <w:tcW w:w="2800" w:type="dxa"/>
+            <w:tcBorders>
+              <w:top w:val="single" w:sz="1" w:space="0" w:color="E5E7EB"/>
+              <w:left w:val="single" w:sz="1" w:space="0" w:color="E5E7EB"/>
+              <w:bottom w:val="single" w:sz="1" w:space="0" w:color="E5E7EB"/>
+              <w:right w:val="single" w:sz="1" w:space="0" w:color="E5E7EB"/>
+            </w:tcBorders>
+            <w:shd w:val="clear" w:color="auto" w:fill="F8F9FA"/>
+            <w:tcMar>
+              <w:top w:w="80" w:type="dxa"/>
+              <w:left w:w="120" w:type="dxa"/>
+              <w:bottom w:w="80" w:type="dxa"/>
+              <w:right w:w="120" w:type="dxa"/>
+            </w:tcMar>
+          </w:tcPr>
+          <w:p>
+            <w:r>
+              <w:rPr>
+                <w:b/>
+                <w:bCs/>
+                <w:color w:val="063057"/>
+                <w:sz w:val="20"/>
+                <w:szCs w:val="20"/>
+              </w:rPr>
+              <w:t xml:space="preserve">Tested with</w:t>
+            </w:r>
+          </w:p>
+        </w:tc>
+        <w:tc>
+          <w:tcPr>
+            <w:tcW w:w="6560" w:type="dxa"/>
+            <w:tcBorders>
+              <w:top w:val="single" w:sz="1" w:space="0" w:color="E5E7EB"/>
+              <w:left w:val="single" w:sz="1" w:space="0" w:color="E5E7EB"/>
+              <w:bottom w:val="single" w:sz="1" w:space="0" w:color="E5E7EB"/>
+              <w:right w:val="single" w:sz="1" w:space="0" w:color="E5E7EB"/>
+            </w:tcBorders>
+            <w:shd w:val="clear" w:color="auto" w:fill="F8F9FA"/>
+            <w:tcMar>
+              <w:top w:w="80" w:type="dxa"/>
+              <w:left w:w="120" w:type="dxa"/>
+              <w:bottom w:w="80" w:type="dxa"/>
+              <w:right w:w="120" w:type="dxa"/>
+            </w:tcMar>
+          </w:tcPr>
+          <w:p>
+            <w:r>
+              <w:rPr>
+                <w:color w:val="374151"/>
+                <w:sz w:val="20"/>
+                <w:szCs w:val="20"/>
+              </w:rPr>
+              <w:t xml:space="preserve">Mckenzie HC (PPE 12/04/2026): 95 employees, e.g. employee 351 #70 = 69.716 hrs, AL Accrued = 3.7145 weeks. Checked with skip zero balances on and off.</w:t>
+            </w:r>
+          </w:p>
+        </w:tc>
+      </w:tr>
+      <w:tr>
+        <w:tblPrEx>
+          <w:tblCellMar>
+            <w:top w:w="0" w:type="dxa"/>
+            <w:bottom w:w="0" w:type="dxa"/>
+          </w:tblCellMar>
+        </w:tblPrEx>
+        <w:trPr>
+          <w:cantSplit/>
+        </w:trPr>
+        <w:tc>
+          <w:tcPr>
+            <w:tcW w:w="2800" w:type="dxa"/>
+            <w:tcBorders>
+              <w:top w:val="single" w:sz="1" w:space="0" w:color="E5E7EB"/>
+              <w:left w:val="single" w:sz="1" w:space="0" w:color="E5E7EB"/>
+              <w:bottom w:val="single" w:sz="1" w:space="0" w:color="E5E7EB"/>
+              <w:right w:val="single" w:sz="1" w:space="0" w:color="E5E7EB"/>
+            </w:tcBorders>
+            <w:shd w:val="clear" w:color="auto" w:fill="FFFFFF"/>
+            <w:tcMar>
+              <w:top w:w="80" w:type="dxa"/>
+              <w:left w:w="120" w:type="dxa"/>
+              <w:bottom w:w="80" w:type="dxa"/>
+              <w:right w:w="120" w:type="dxa"/>
+            </w:tcMar>
+          </w:tcPr>
+          <w:p>
+            <w:r>
+              <w:rPr>
+                <w:b/>
+                <w:bCs/>
+                <w:color w:val="063057"/>
+                <w:sz w:val="20"/>
+                <w:szCs w:val="20"/>
+              </w:rPr>
+              <w:t xml:space="preserve">Rollback</w:t>
+            </w:r>
+          </w:p>
+        </w:tc>
+        <w:tc>
+          <w:tcPr>
+            <w:tcW w:w="6560" w:type="dxa"/>
+            <w:tcBorders>
+              <w:top w:val="single" w:sz="1" w:space="0" w:color="E5E7EB"/>
+              <w:left w:val="single" w:sz="1" w:space="0" w:color="E5E7EB"/>
+              <w:bottom w:val="single" w:sz="1" w:space="0" w:color="E5E7EB"/>
+              <w:right w:val="single" w:sz="1" w:space="0" w:color="E5E7EB"/>
+            </w:tcBorders>
+            <w:shd w:val="clear" w:color="auto" w:fill="FFFFFF"/>
+            <w:tcMar>
+              <w:top w:w="80" w:type="dxa"/>
+              <w:left w:w="120" w:type="dxa"/>
+              <w:bottom w:w="80" w:type="dxa"/>
+              <w:right w:w="120" w:type="dxa"/>
+            </w:tcMar>
+          </w:tcPr>
+          <w:p>
+            <w:r>
+              <w:rPr>
+                <w:color w:val="374151"/>
+                <w:sz w:val="20"/>
+                <w:szCs w:val="20"/>
+              </w:rPr>
+              <w:t xml:space="preserve">Previous version saved as index.backup-2026-09-28-pre-accrued.html alongside index.html.</w:t>
+            </w:r>
+          </w:p>
+        </w:tc>
+      </w:tr>
+    </w:tbl>
+    <w:p>
+      <w:pPr>
+        <w:spacing w:after="60"/>
+      </w:pPr>
+    </w:p>
+    <w:tbl>
+      <w:tblPr>
+        <w:tblW w:w="9360" w:type="dxa"/>
+        <w:tblBorders>
+          <w:top w:val="single" w:sz="4" w:space="0" w:color="auto"/>
+          <w:left w:val="single" w:sz="4" w:space="0" w:color="auto"/>
+          <w:bottom w:val="single" w:sz="4" w:space="0" w:color="auto"/>
+          <w:right w:val="single" w:sz="4" w:space="0" w:color="auto"/>
+          <w:insideH w:val="single" w:sz="4" w:space="0" w:color="auto"/>
+          <w:insideV w:val="single" w:sz="4" w:space="0" w:color="auto"/>
+        </w:tblBorders>
+        <w:tblCellMar>
+          <w:left w:w="10" w:type="dxa"/>
+          <w:right w:w="10" w:type="dxa"/>
+        </w:tblCellMar>
+        <w:tblLook w:val="0000" w:firstRow="0" w:lastRow="0" w:firstColumn="0" w:lastColumn="0" w:noHBand="0" w:noVBand="0"/>
+      </w:tblPr>
+      <w:tblGrid>
+        <w:gridCol w:w="2800"/>
+        <w:gridCol w:w="6560"/>
+      </w:tblGrid>
+      <w:tr>
+        <w:tblPrEx>
+          <w:tblCellMar>
+            <w:top w:w="0" w:type="dxa"/>
+            <w:bottom w:w="0" w:type="dxa"/>
+          </w:tblCellMar>
+        </w:tblPrEx>
+        <w:trPr>
+          <w:cantSplit/>
+        </w:trPr>
+        <w:tc>
+          <w:tcPr>
+            <w:tcW w:w="2800" w:type="dxa"/>
+            <w:tcBorders>
+              <w:top w:val="single" w:sz="1" w:space="0" w:color="E5E7EB"/>
+              <w:left w:val="single" w:sz="1" w:space="0" w:color="E5E7EB"/>
+              <w:bottom w:val="single" w:sz="1" w:space="0" w:color="E5E7EB"/>
+              <w:right w:val="single" w:sz="1" w:space="0" w:color="E5E7EB"/>
+            </w:tcBorders>
+            <w:shd w:val="clear" w:color="auto" w:fill="F8F9FA"/>
+            <w:tcMar>
+              <w:top w:w="80" w:type="dxa"/>
+              <w:left w:w="120" w:type="dxa"/>
+              <w:bottom w:w="80" w:type="dxa"/>
+              <w:right w:w="120" w:type="dxa"/>
+            </w:tcMar>
+          </w:tcPr>
+          <w:p>
+            <w:r>
+              <w:rPr>
+                <w:b/>
+                <w:bCs/>
+                <w:color w:val="063057"/>
+                <w:sz w:val="20"/>
+                <w:szCs w:val="20"/>
+              </w:rPr>
+              <w:t xml:space="preserve">Date</w:t>
+            </w:r>
+          </w:p>
+        </w:tc>
+        <w:tc>
+          <w:tcPr>
+            <w:tcW w:w="6560" w:type="dxa"/>
+            <w:tcBorders>
+              <w:top w:val="single" w:sz="1" w:space="0" w:color="E5E7EB"/>
+              <w:left w:val="single" w:sz="1" w:space="0" w:color="E5E7EB"/>
+              <w:bottom w:val="single" w:sz="1" w:space="0" w:color="E5E7EB"/>
+              <w:right w:val="single" w:sz="1" w:space="0" w:color="E5E7EB"/>
+            </w:tcBorders>
+            <w:shd w:val="clear" w:color="auto" w:fill="F8F9FA"/>
+            <w:tcMar>
+              <w:top w:w="80" w:type="dxa"/>
+              <w:left w:w="120" w:type="dxa"/>
+              <w:bottom w:w="80" w:type="dxa"/>
+              <w:right w:w="120" w:type="dxa"/>
+            </w:tcMar>
+          </w:tcPr>
+          <w:p>
+            <w:r>
+              <w:rPr>
+                <w:color w:val="374151"/>
+                <w:sz w:val="20"/>
+                <w:szCs w:val="20"/>
+              </w:rPr>
+              <w:t xml:space="preserve">28 September 2026</w:t>
+            </w:r>
+          </w:p>
+        </w:tc>
+      </w:tr>
+      <w:tr>
+        <w:tblPrEx>
+          <w:tblCellMar>
+            <w:top w:w="0" w:type="dxa"/>
+            <w:bottom w:w="0" w:type="dxa"/>
+          </w:tblCellMar>
+        </w:tblPrEx>
+        <w:trPr>
+          <w:cantSplit/>
+        </w:trPr>
+        <w:tc>
+          <w:tcPr>
+            <w:tcW w:w="2800" w:type="dxa"/>
+            <w:tcBorders>
+              <w:top w:val="single" w:sz="1" w:space="0" w:color="E5E7EB"/>
+              <w:left w:val="single" w:sz="1" w:space="0" w:color="E5E7EB"/>
+              <w:bottom w:val="single" w:sz="1" w:space="0" w:color="E5E7EB"/>
+              <w:right w:val="single" w:sz="1" w:space="0" w:color="E5E7EB"/>
+            </w:tcBorders>
+            <w:shd w:val="clear" w:color="auto" w:fill="FFFFFF"/>
+            <w:tcMar>
+              <w:top w:w="80" w:type="dxa"/>
+              <w:left w:w="120" w:type="dxa"/>
+              <w:bottom w:w="80" w:type="dxa"/>
+              <w:right w:w="120" w:type="dxa"/>
+            </w:tcMar>
+          </w:tcPr>
+          <w:p>
+            <w:r>
+              <w:rPr>
+                <w:b/>
+                <w:bCs/>
+                <w:color w:val="063057"/>
+                <w:sz w:val="20"/>
+                <w:szCs w:val="20"/>
+              </w:rPr>
+              <w:t xml:space="preserve">Provider</w:t>
+            </w:r>
+          </w:p>
+        </w:tc>
+        <w:tc>
+          <w:tcPr>
+            <w:tcW w:w="6560" w:type="dxa"/>
+            <w:tcBorders>
+              <w:top w:val="single" w:sz="1" w:space="0" w:color="E5E7EB"/>
+              <w:left w:val="single" w:sz="1" w:space="0" w:color="E5E7EB"/>
+              <w:bottom w:val="single" w:sz="1" w:space="0" w:color="E5E7EB"/>
+              <w:right w:val="single" w:sz="1" w:space="0" w:color="E5E7EB"/>
+            </w:tcBorders>
+            <w:shd w:val="clear" w:color="auto" w:fill="FFFFFF"/>
+            <w:tcMar>
+              <w:top w:w="80" w:type="dxa"/>
+              <w:left w:w="120" w:type="dxa"/>
+              <w:bottom w:w="80" w:type="dxa"/>
+              <w:right w:w="120" w:type="dxa"/>
+            </w:tcMar>
+          </w:tcPr>
+          <w:p>
+            <w:r>
+              <w:rPr>
+                <w:color w:val="374151"/>
+                <w:sz w:val="20"/>
+                <w:szCs w:val="20"/>
+              </w:rPr>
+              <w:t xml:space="preserve">Smartly</w:t>
+            </w:r>
+          </w:p>
+        </w:tc>
+      </w:tr>
+      <w:tr>
+        <w:tblPrEx>
+          <w:tblCellMar>
+            <w:top w:w="0" w:type="dxa"/>
+            <w:bottom w:w="0" w:type="dxa"/>
+          </w:tblCellMar>
+        </w:tblPrEx>
+        <w:trPr>
+          <w:cantSplit/>
+        </w:trPr>
+        <w:tc>
+          <w:tcPr>
+            <w:tcW w:w="2800" w:type="dxa"/>
+            <w:tcBorders>
+              <w:top w:val="single" w:sz="1" w:space="0" w:color="E5E7EB"/>
+              <w:left w:val="single" w:sz="1" w:space="0" w:color="E5E7EB"/>
+              <w:bottom w:val="single" w:sz="1" w:space="0" w:color="E5E7EB"/>
+              <w:right w:val="single" w:sz="1" w:space="0" w:color="E5E7EB"/>
+            </w:tcBorders>
+            <w:shd w:val="clear" w:color="auto" w:fill="F8F9FA"/>
+            <w:tcMar>
+              <w:top w:w="80" w:type="dxa"/>
+              <w:left w:w="120" w:type="dxa"/>
+              <w:bottom w:w="80" w:type="dxa"/>
+              <w:right w:w="120" w:type="dxa"/>
+            </w:tcMar>
+          </w:tcPr>
+          <w:p>
+            <w:r>
+              <w:rPr>
+                <w:b/>
+                <w:bCs/>
+                <w:color w:val="063057"/>
+                <w:sz w:val="20"/>
+                <w:szCs w:val="20"/>
+              </w:rPr>
+              <w:t xml:space="preserve">Change</w:t>
+            </w:r>
+          </w:p>
+        </w:tc>
+        <w:tc>
+          <w:tcPr>
+            <w:tcW w:w="6560" w:type="dxa"/>
+            <w:tcBorders>
+              <w:top w:val="single" w:sz="1" w:space="0" w:color="E5E7EB"/>
+              <w:left w:val="single" w:sz="1" w:space="0" w:color="E5E7EB"/>
+              <w:bottom w:val="single" w:sz="1" w:space="0" w:color="E5E7EB"/>
+              <w:right w:val="single" w:sz="1" w:space="0" w:color="E5E7EB"/>
+            </w:tcBorders>
+            <w:shd w:val="clear" w:color="auto" w:fill="F8F9FA"/>
+            <w:tcMar>
+              <w:top w:w="80" w:type="dxa"/>
+              <w:left w:w="120" w:type="dxa"/>
+              <w:bottom w:w="80" w:type="dxa"/>
+              <w:right w:w="120" w:type="dxa"/>
+            </w:tcMar>
+          </w:tcPr>
+          <w:p>
+            <w:r>
+              <w:rPr>
+                <w:color w:val="374151"/>
+                <w:sz w:val="20"/>
+                <w:szCs w:val="20"/>
+              </w:rPr>
+              <w:t xml:space="preserve">Annual Leave (#70) now falls back to Balance (Days) when Balance (Hours) is blank.</w:t>
+            </w:r>
+          </w:p>
+        </w:tc>
+      </w:tr>
+      <w:tr>
+        <w:tblPrEx>
+          <w:tblCellMar>
+            <w:top w:w="0" w:type="dxa"/>
+            <w:bottom w:w="0" w:type="dxa"/>
+          </w:tblCellMar>
+        </w:tblPrEx>
+        <w:trPr>
+          <w:cantSplit/>
+        </w:trPr>
+        <w:tc>
+          <w:tcPr>
+            <w:tcW w:w="2800" w:type="dxa"/>
+            <w:tcBorders>
+              <w:top w:val="single" w:sz="1" w:space="0" w:color="E5E7EB"/>
+              <w:left w:val="single" w:sz="1" w:space="0" w:color="E5E7EB"/>
+              <w:bottom w:val="single" w:sz="1" w:space="0" w:color="E5E7EB"/>
+              <w:right w:val="single" w:sz="1" w:space="0" w:color="E5E7EB"/>
+            </w:tcBorders>
+            <w:shd w:val="clear" w:color="auto" w:fill="FFFFFF"/>
+            <w:tcMar>
+              <w:top w:w="80" w:type="dxa"/>
+              <w:left w:w="120" w:type="dxa"/>
+              <w:bottom w:w="80" w:type="dxa"/>
+              <w:right w:w="120" w:type="dxa"/>
+            </w:tcMar>
+          </w:tcPr>
+          <w:p>
+            <w:r>
+              <w:rPr>
+                <w:b/>
+                <w:bCs/>
+                <w:color w:val="063057"/>
+                <w:sz w:val="20"/>
+                <w:szCs w:val="20"/>
+              </w:rPr>
+              <w:t xml:space="preserve">Reason</w:t>
+            </w:r>
+          </w:p>
+        </w:tc>
+        <w:tc>
+          <w:tcPr>
+            <w:tcW w:w="6560" w:type="dxa"/>
+            <w:tcBorders>
+              <w:top w:val="single" w:sz="1" w:space="0" w:color="E5E7EB"/>
+              <w:left w:val="single" w:sz="1" w:space="0" w:color="E5E7EB"/>
+              <w:bottom w:val="single" w:sz="1" w:space="0" w:color="E5E7EB"/>
+              <w:right w:val="single" w:sz="1" w:space="0" w:color="E5E7EB"/>
+            </w:tcBorders>
+            <w:shd w:val="clear" w:color="auto" w:fill="FFFFFF"/>
+            <w:tcMar>
+              <w:top w:w="80" w:type="dxa"/>
+              <w:left w:w="120" w:type="dxa"/>
+              <w:bottom w:w="80" w:type="dxa"/>
+              <w:right w:w="120" w:type="dxa"/>
+            </w:tcMar>
+          </w:tcPr>
+          <w:p>
+            <w:r>
+              <w:rPr>
+                <w:color w:val="374151"/>
+                <w:sz w:val="20"/>
+                <w:szCs w:val="20"/>
+              </w:rPr>
+              <w:t xml:space="preserve">Some Smartly exports (first seen with Age Care Central Ltd) include an extra Balance (Days) column. On Annual Leave rows Balance (Hours) is blank and the figure is only in Balance (Days). Before this change #70 was output blank for every employee in these files.</w:t>
+            </w:r>
+          </w:p>
+        </w:tc>
+      </w:tr>
+      <w:tr>
+        <w:tblPrEx>
+          <w:tblCellMar>
+            <w:top w:w="0" w:type="dxa"/>
+            <w:bottom w:w="0" w:type="dxa"/>
+          </w:tblCellMar>
+        </w:tblPrEx>
+        <w:trPr>
+          <w:cantSplit/>
+        </w:trPr>
+        <w:tc>
+          <w:tcPr>
+            <w:tcW w:w="2800" w:type="dxa"/>
+            <w:tcBorders>
+              <w:top w:val="single" w:sz="1" w:space="0" w:color="E5E7EB"/>
+              <w:left w:val="single" w:sz="1" w:space="0" w:color="E5E7EB"/>
+              <w:bottom w:val="single" w:sz="1" w:space="0" w:color="E5E7EB"/>
+              <w:right w:val="single" w:sz="1" w:space="0" w:color="E5E7EB"/>
+            </w:tcBorders>
+            <w:shd w:val="clear" w:color="auto" w:fill="F8F9FA"/>
+            <w:tcMar>
+              <w:top w:w="80" w:type="dxa"/>
+              <w:left w:w="120" w:type="dxa"/>
+              <w:bottom w:w="80" w:type="dxa"/>
+              <w:right w:w="120" w:type="dxa"/>
+            </w:tcMar>
+          </w:tcPr>
+          <w:p>
+            <w:r>
+              <w:rPr>
+                <w:b/>
+                <w:bCs/>
+                <w:color w:val="063057"/>
+                <w:sz w:val="20"/>
+                <w:szCs w:val="20"/>
+              </w:rPr>
+              <w:t xml:space="preserve">Conversion logic</w:t>
+            </w:r>
+          </w:p>
+        </w:tc>
+        <w:tc>
+          <w:tcPr>
+            <w:tcW w:w="6560" w:type="dxa"/>
+            <w:tcBorders>
+              <w:top w:val="single" w:sz="1" w:space="0" w:color="E5E7EB"/>
+              <w:left w:val="single" w:sz="1" w:space="0" w:color="E5E7EB"/>
+              <w:bottom w:val="single" w:sz="1" w:space="0" w:color="E5E7EB"/>
+              <w:right w:val="single" w:sz="1" w:space="0" w:color="E5E7EB"/>
+            </w:tcBorders>
+            <w:shd w:val="clear" w:color="auto" w:fill="F8F9FA"/>
+            <w:tcMar>
+              <w:top w:w="80" w:type="dxa"/>
+              <w:left w:w="120" w:type="dxa"/>
+              <w:bottom w:w="80" w:type="dxa"/>
+              <w:right w:w="120" w:type="dxa"/>
+            </w:tcMar>
+          </w:tcPr>
+          <w:p>
+            <w:r>
+              <w:rPr>
+                <w:color w:val="374151"/>
+                <w:sz w:val="20"/>
+                <w:szCs w:val="20"/>
+              </w:rPr>
+              <w:t xml:space="preserve">Annual Leave: use Balance (Hours) if populated, otherwise Balance (Days). All other leave types continue to use Balance. Columns are matched by header name, so the extra column does not affect parsing.</w:t>
+            </w:r>
+          </w:p>
+        </w:tc>
+      </w:tr>
+      <w:tr>
+        <w:tblPrEx>
+          <w:tblCellMar>
+            <w:top w:w="0" w:type="dxa"/>
+            <w:bottom w:w="0" w:type="dxa"/>
+          </w:tblCellMar>
+        </w:tblPrEx>
+        <w:trPr>
+          <w:cantSplit/>
+        </w:trPr>
+        <w:tc>
+          <w:tcPr>
+            <w:tcW w:w="2800" w:type="dxa"/>
+            <w:tcBorders>
+              <w:top w:val="single" w:sz="1" w:space="0" w:color="E5E7EB"/>
+              <w:left w:val="single" w:sz="1" w:space="0" w:color="E5E7EB"/>
+              <w:bottom w:val="single" w:sz="1" w:space="0" w:color="E5E7EB"/>
+              <w:right w:val="single" w:sz="1" w:space="0" w:color="E5E7EB"/>
+            </w:tcBorders>
+            <w:shd w:val="clear" w:color="auto" w:fill="FFFFFF"/>
+            <w:tcMar>
+              <w:top w:w="80" w:type="dxa"/>
+              <w:left w:w="120" w:type="dxa"/>
+              <w:bottom w:w="80" w:type="dxa"/>
+              <w:right w:w="120" w:type="dxa"/>
+            </w:tcMar>
+          </w:tcPr>
+          <w:p>
+            <w:r>
+              <w:rPr>
+                <w:b/>
+                <w:bCs/>
+                <w:color w:val="063057"/>
+                <w:sz w:val="20"/>
+                <w:szCs w:val="20"/>
+              </w:rPr>
+              <w:t xml:space="preserve">On-screen indicator</w:t>
+            </w:r>
+          </w:p>
+        </w:tc>
+        <w:tc>
+          <w:tcPr>
+            <w:tcW w:w="6560" w:type="dxa"/>
+            <w:tcBorders>
+              <w:top w:val="single" w:sz="1" w:space="0" w:color="E5E7EB"/>
+              <w:left w:val="single" w:sz="1" w:space="0" w:color="E5E7EB"/>
+              <w:bottom w:val="single" w:sz="1" w:space="0" w:color="E5E7EB"/>
+              <w:right w:val="single" w:sz="1" w:space="0" w:color="E5E7EB"/>
+            </w:tcBorders>
+            <w:shd w:val="clear" w:color="auto" w:fill="FFFFFF"/>
+            <w:tcMar>
+              <w:top w:w="80" w:type="dxa"/>
+              <w:left w:w="120" w:type="dxa"/>
+              <w:bottom w:w="80" w:type="dxa"/>
+              <w:right w:w="120" w:type="dxa"/>
+            </w:tcMar>
+          </w:tcPr>
+          <w:p>
+            <w:r>
+              <w:rPr>
+                <w:color w:val="374151"/>
+                <w:sz w:val="20"/>
+                <w:szCs w:val="20"/>
+              </w:rPr>
+              <w:t xml:space="preserve">When any #70 value came from days, the preview column header shows "#70 (Days)" and an amber notice warns that Annual Leave is in days. If a file mixes hours and days across employees, the header shows "#70 (Hours/Days)" with a mixed-units warning. Zero balances are ignored when deciding the unit.</w:t>
+            </w:r>
+          </w:p>
+        </w:tc>
+      </w:tr>
+      <w:tr>
+        <w:tblPrEx>
+          <w:tblCellMar>
+            <w:top w:w="0" w:type="dxa"/>
+            <w:bottom w:w="0" w:type="dxa"/>
+          </w:tblCellMar>
+        </w:tblPrEx>
+        <w:trPr>
+          <w:cantSplit/>
+        </w:trPr>
+        <w:tc>
+          <w:tcPr>
+            <w:tcW w:w="2800" w:type="dxa"/>
+            <w:tcBorders>
+              <w:top w:val="single" w:sz="1" w:space="0" w:color="E5E7EB"/>
+              <w:left w:val="single" w:sz="1" w:space="0" w:color="E5E7EB"/>
+              <w:bottom w:val="single" w:sz="1" w:space="0" w:color="E5E7EB"/>
+              <w:right w:val="single" w:sz="1" w:space="0" w:color="E5E7EB"/>
+            </w:tcBorders>
+            <w:shd w:val="clear" w:color="auto" w:fill="F8F9FA"/>
+            <w:tcMar>
+              <w:top w:w="80" w:type="dxa"/>
+              <w:left w:w="120" w:type="dxa"/>
+              <w:bottom w:w="80" w:type="dxa"/>
+              <w:right w:w="120" w:type="dxa"/>
+            </w:tcMar>
+          </w:tcPr>
+          <w:p>
+            <w:r>
+              <w:rPr>
+                <w:b/>
+                <w:bCs/>
+                <w:color w:val="063057"/>
+                <w:sz w:val="20"/>
+                <w:szCs w:val="20"/>
+              </w:rPr>
+              <w:t xml:space="preserve">CSV output</w:t>
+            </w:r>
+          </w:p>
+        </w:tc>
+        <w:tc>
+          <w:tcPr>
+            <w:tcW w:w="6560" w:type="dxa"/>
+            <w:tcBorders>
+              <w:top w:val="single" w:sz="1" w:space="0" w:color="E5E7EB"/>
+              <w:left w:val="single" w:sz="1" w:space="0" w:color="E5E7EB"/>
+              <w:bottom w:val="single" w:sz="1" w:space="0" w:color="E5E7EB"/>
+              <w:right w:val="single" w:sz="1" w:space="0" w:color="E5E7EB"/>
+            </w:tcBorders>
+            <w:shd w:val="clear" w:color="auto" w:fill="F8F9FA"/>
+            <w:tcMar>
+              <w:top w:w="80" w:type="dxa"/>
+              <w:left w:w="120" w:type="dxa"/>
+              <w:bottom w:w="80" w:type="dxa"/>
+              <w:right w:w="120" w:type="dxa"/>
+            </w:tcMar>
+          </w:tcPr>
+          <w:p>
+            <w:r>
+              <w:rPr>
+                <w:color w:val="374151"/>
+                <w:sz w:val="20"/>
+                <w:szCs w:val="20"/>
+              </w:rPr>
+              <w:t xml:space="preserve">Unchanged: the downloaded file keeps the plain "#70" header so the Simplifi import mapping is not affected. The unit label appears in the preview only, so the person importing must treat #70 as days for these clients.</w:t>
+            </w:r>
+          </w:p>
+        </w:tc>
+      </w:tr>
+      <w:tr>
+        <w:tblPrEx>
+          <w:tblCellMar>
+            <w:top w:w="0" w:type="dxa"/>
+            <w:bottom w:w="0" w:type="dxa"/>
+          </w:tblCellMar>
+        </w:tblPrEx>
+        <w:trPr>
+          <w:cantSplit/>
+        </w:trPr>
+        <w:tc>
+          <w:tcPr>
+            <w:tcW w:w="2800" w:type="dxa"/>
+            <w:tcBorders>
+              <w:top w:val="single" w:sz="1" w:space="0" w:color="E5E7EB"/>
+              <w:left w:val="single" w:sz="1" w:space="0" w:color="E5E7EB"/>
+              <w:bottom w:val="single" w:sz="1" w:space="0" w:color="E5E7EB"/>
+              <w:right w:val="single" w:sz="1" w:space="0" w:color="E5E7EB"/>
+            </w:tcBorders>
+            <w:shd w:val="clear" w:color="auto" w:fill="FFFFFF"/>
+            <w:tcMar>
+              <w:top w:w="80" w:type="dxa"/>
+              <w:left w:w="120" w:type="dxa"/>
+              <w:bottom w:w="80" w:type="dxa"/>
+              <w:right w:w="120" w:type="dxa"/>
+            </w:tcMar>
+          </w:tcPr>
+          <w:p>
+            <w:r>
+              <w:rPr>
+                <w:b/>
+                <w:bCs/>
+                <w:color w:val="063057"/>
+                <w:sz w:val="20"/>
+                <w:szCs w:val="20"/>
+              </w:rPr>
+              <w:t xml:space="preserve">Backwards compatibility</w:t>
+            </w:r>
+          </w:p>
+        </w:tc>
+        <w:tc>
+          <w:tcPr>
+            <w:tcW w:w="6560" w:type="dxa"/>
+            <w:tcBorders>
+              <w:top w:val="single" w:sz="1" w:space="0" w:color="E5E7EB"/>
+              <w:left w:val="single" w:sz="1" w:space="0" w:color="E5E7EB"/>
+              <w:bottom w:val="single" w:sz="1" w:space="0" w:color="E5E7EB"/>
+              <w:right w:val="single" w:sz="1" w:space="0" w:color="E5E7EB"/>
+            </w:tcBorders>
+            <w:shd w:val="clear" w:color="auto" w:fill="FFFFFF"/>
+            <w:tcMar>
+              <w:top w:w="80" w:type="dxa"/>
+              <w:left w:w="120" w:type="dxa"/>
+              <w:bottom w:w="80" w:type="dxa"/>
+              <w:right w:w="120" w:type="dxa"/>
+            </w:tcMar>
+          </w:tcPr>
+          <w:p>
+            <w:r>
+              <w:rPr>
+                <w:color w:val="374151"/>
+                <w:sz w:val="20"/>
+                <w:szCs w:val="20"/>
+              </w:rPr>
+              <w:t xml:space="preserve">Exports without a Balance (Days) column (e.g. Mckenzie HC) produce identical output to the previous version.</w:t>
+            </w:r>
+          </w:p>
+        </w:tc>
+      </w:tr>
+      <w:tr>
+        <w:tblPrEx>
+          <w:tblCellMar>
+            <w:top w:w="0" w:type="dxa"/>
+            <w:bottom w:w="0" w:type="dxa"/>
+          </w:tblCellMar>
+        </w:tblPrEx>
+        <w:trPr>
+          <w:cantSplit/>
+        </w:trPr>
+        <w:tc>
+          <w:tcPr>
+            <w:tcW w:w="2800" w:type="dxa"/>
+            <w:tcBorders>
+              <w:top w:val="single" w:sz="1" w:space="0" w:color="E5E7EB"/>
+              <w:left w:val="single" w:sz="1" w:space="0" w:color="E5E7EB"/>
+              <w:bottom w:val="single" w:sz="1" w:space="0" w:color="E5E7EB"/>
+              <w:right w:val="single" w:sz="1" w:space="0" w:color="E5E7EB"/>
+            </w:tcBorders>
+            <w:shd w:val="clear" w:color="auto" w:fill="F8F9FA"/>
+            <w:tcMar>
+              <w:top w:w="80" w:type="dxa"/>
+              <w:left w:w="120" w:type="dxa"/>
+              <w:bottom w:w="80" w:type="dxa"/>
+              <w:right w:w="120" w:type="dxa"/>
+            </w:tcMar>
+          </w:tcPr>
+          <w:p>
+            <w:r>
+              <w:rPr>
+                <w:b/>
+                <w:bCs/>
+                <w:color w:val="063057"/>
+                <w:sz w:val="20"/>
+                <w:szCs w:val="20"/>
+              </w:rPr>
+              <w:t xml:space="preserve">Tested with</w:t>
+            </w:r>
+          </w:p>
+        </w:tc>
+        <w:tc>
+          <w:tcPr>
+            <w:tcW w:w="6560" w:type="dxa"/>
+            <w:tcBorders>
+              <w:top w:val="single" w:sz="1" w:space="0" w:color="E5E7EB"/>
+              <w:left w:val="single" w:sz="1" w:space="0" w:color="E5E7EB"/>
+              <w:bottom w:val="single" w:sz="1" w:space="0" w:color="E5E7EB"/>
+              <w:right w:val="single" w:sz="1" w:space="0" w:color="E5E7EB"/>
+            </w:tcBorders>
+            <w:shd w:val="clear" w:color="auto" w:fill="F8F9FA"/>
+            <w:tcMar>
+              <w:top w:w="80" w:type="dxa"/>
+              <w:left w:w="120" w:type="dxa"/>
+              <w:bottom w:w="80" w:type="dxa"/>
+              <w:right w:w="120" w:type="dxa"/>
+            </w:tcMar>
+          </w:tcPr>
+          <w:p>
+            <w:r>
+              <w:rPr>
+                <w:color w:val="374151"/>
+                <w:sz w:val="20"/>
+                <w:szCs w:val="20"/>
+              </w:rPr>
+              <w:t xml:space="preserve">Age Care Central Ltd (PPE 09/08/2026): 83 employees, all #70 values populated in days, notice shown. Mckenzie HC (PPE 10/05/2026): 92 employees, output unchanged, no notice.</w:t>
+            </w:r>
+          </w:p>
+        </w:tc>
+      </w:tr>
+      <w:tr>
+        <w:tblPrEx>
+          <w:tblCellMar>
+            <w:top w:w="0" w:type="dxa"/>
+            <w:bottom w:w="0" w:type="dxa"/>
+          </w:tblCellMar>
+        </w:tblPrEx>
+        <w:trPr>
+          <w:cantSplit/>
+        </w:trPr>
+        <w:tc>
+          <w:tcPr>
+            <w:tcW w:w="2800" w:type="dxa"/>
+            <w:tcBorders>
+              <w:top w:val="single" w:sz="1" w:space="0" w:color="E5E7EB"/>
+              <w:left w:val="single" w:sz="1" w:space="0" w:color="E5E7EB"/>
+              <w:bottom w:val="single" w:sz="1" w:space="0" w:color="E5E7EB"/>
+              <w:right w:val="single" w:sz="1" w:space="0" w:color="E5E7EB"/>
+            </w:tcBorders>
+            <w:shd w:val="clear" w:color="auto" w:fill="FFFFFF"/>
+            <w:tcMar>
+              <w:top w:w="80" w:type="dxa"/>
+              <w:left w:w="120" w:type="dxa"/>
+              <w:bottom w:w="80" w:type="dxa"/>
+              <w:right w:w="120" w:type="dxa"/>
+            </w:tcMar>
+          </w:tcPr>
+          <w:p>
+            <w:r>
+              <w:rPr>
+                <w:b/>
+                <w:bCs/>
+                <w:color w:val="063057"/>
+                <w:sz w:val="20"/>
+                <w:szCs w:val="20"/>
+              </w:rPr>
+              <w:t xml:space="preserve">Rollback</w:t>
+            </w:r>
+          </w:p>
+        </w:tc>
+        <w:tc>
+          <w:tcPr>
+            <w:tcW w:w="6560" w:type="dxa"/>
+            <w:tcBorders>
+              <w:top w:val="single" w:sz="1" w:space="0" w:color="E5E7EB"/>
+              <w:left w:val="single" w:sz="1" w:space="0" w:color="E5E7EB"/>
+              <w:bottom w:val="single" w:sz="1" w:space="0" w:color="E5E7EB"/>
+              <w:right w:val="single" w:sz="1" w:space="0" w:color="E5E7EB"/>
+            </w:tcBorders>
+            <w:shd w:val="clear" w:color="auto" w:fill="FFFFFF"/>
+            <w:tcMar>
+              <w:top w:w="80" w:type="dxa"/>
+              <w:left w:w="120" w:type="dxa"/>
+              <w:bottom w:w="80" w:type="dxa"/>
+              <w:right w:w="120" w:type="dxa"/>
+            </w:tcMar>
+          </w:tcPr>
+          <w:p>
+            <w:r>
+              <w:rPr>
+                <w:color w:val="374151"/>
+                <w:sz w:val="20"/>
+                <w:szCs w:val="20"/>
+              </w:rPr>
+              <w:t xml:space="preserve">Previous version saved as index.backup-2026-09-28.html alongside index.html.</w:t>
+            </w:r>
+          </w:p>
+        </w:tc>
+      </w:tr>
+    </w:tbl>
+    <w:p>
+      <w:pPr>
+        <w:spacing w:after="60"/>
+      </w:pPr>
+    </w:p>
+    <w:p>
+      <w:r>
+        <w:br w:type="page"/>
+      </w:r>
+    </w:p>
+    <w:tbl>
+      <w:tblPr>
+        <w:tblW w:w="9360" w:type="dxa"/>
+        <w:tblBorders>
+          <w:top w:val="single" w:sz="4" w:space="0" w:color="auto"/>
+          <w:left w:val="single" w:sz="4" w:space="0" w:color="auto"/>
+          <w:bottom w:val="single" w:sz="4" w:space="0" w:color="auto"/>
+          <w:right w:val="single" w:sz="4" w:space="0" w:color="auto"/>
+          <w:insideH w:val="single" w:sz="4" w:space="0" w:color="auto"/>
+          <w:insideV w:val="single" w:sz="4" w:space="0" w:color="auto"/>
+        </w:tblBorders>
+        <w:tblCellMar>
+          <w:left w:w="10" w:type="dxa"/>
+          <w:right w:w="10" w:type="dxa"/>
+        </w:tblCellMar>
+        <w:tblLook w:val="0000" w:firstRow="0" w:lastRow="0" w:firstColumn="0" w:lastColumn="0" w:noHBand="0" w:noVBand="0"/>
+      </w:tblPr>
+      <w:tblGrid>
+        <w:gridCol w:w="9360"/>
+      </w:tblGrid>
+      <w:tr>
+        <w:tblPrEx>
+          <w:tblCellMar>
+            <w:top w:w="0" w:type="dxa"/>
+            <w:bottom w:w="0" w:type="dxa"/>
+          </w:tblCellMar>
+        </w:tblPrEx>
+        <w:tc>
+          <w:tcPr>
+            <w:tcW w:w="9360" w:type="dxa"/>
+            <w:tcBorders>
+              <w:top w:val="none" w:sz="0" w:space="0" w:color="FFFFFF"/>
+              <w:left w:val="none" w:sz="0" w:space="0" w:color="FFFFFF"/>
+              <w:bottom w:val="none" w:sz="0" w:space="0" w:color="FFFFFF"/>
+              <w:right w:val="none" w:sz="0" w:space="0" w:color="FFFFFF"/>
+            </w:tcBorders>
+            <w:shd w:val="clear" w:color="auto" w:fill="063057"/>
+            <w:tcMar>
+              <w:top w:w="120" w:type="dxa"/>
+              <w:left w:w="200" w:type="dxa"/>
+              <w:bottom w:w="120" w:type="dxa"/>
+              <w:right w:w="200" w:type="dxa"/>
+            </w:tcMar>
+          </w:tcPr>
+          <w:p>
+            <w:r>
+              <w:rPr>
+                <w:b/>
+                <w:bCs/>
+                <w:color w:val="FFFFFF"/>
+                <w:sz w:val="26"/>
+                <w:szCs w:val="26"/>
+              </w:rPr>
+              <w:t>10.  Point of Contact</w:t>
+            </w:r>
+          </w:p>
+        </w:tc>
+      </w:tr>
+    </w:tbl>
+    <w:p>
+      <w:pPr>
+        <w:spacing w:after="100"/>
+      </w:pPr>
+    </w:p>
+    <w:p>
+      <w:pPr>
+        <w:spacing w:after="160"/>
+      </w:pPr>
+      <w:r>
+        <w:rPr>
+          <w:color w:val="374151"/>
+        </w:rPr>
+        <w:t>For questions about the codebase, the current deployment, or the migration process, contact:</w:t>
+      </w:r>
+    </w:p>
+    <w:p>
+      <w:pPr>
+        <w:spacing w:after="60"/>
+      </w:pPr>
+    </w:p>
+    <w:tbl>
+      <w:tblPr>
+        <w:tblW w:w="9360" w:type="dxa"/>
+        <w:tblBorders>
+          <w:top w:val="single" w:sz="4" w:space="0" w:color="auto"/>
+          <w:left w:val="single" w:sz="4" w:space="0" w:color="auto"/>
+          <w:bottom w:val="single" w:sz="4" w:space="0" w:color="auto"/>
+          <w:right w:val="single" w:sz="4" w:space="0" w:color="auto"/>
+          <w:insideH w:val="single" w:sz="4" w:space="0" w:color="auto"/>
+          <w:insideV w:val="single" w:sz="4" w:space="0" w:color="auto"/>
+        </w:tblBorders>
+        <w:tblCellMar>
+          <w:left w:w="10" w:type="dxa"/>
+          <w:right w:w="10" w:type="dxa"/>
+        </w:tblCellMar>
+        <w:tblLook w:val="0000" w:firstRow="0" w:lastRow="0" w:firstColumn="0" w:lastColumn="0" w:noHBand="0" w:noVBand="0"/>
+      </w:tblPr>
+      <w:tblGrid>
+        <w:gridCol w:w="2800"/>
+        <w:gridCol w:w="6560"/>
+      </w:tblGrid>
+      <w:tr>
+        <w:tblPrEx>
+          <w:tblCellMar>
+            <w:top w:w="0" w:type="dxa"/>
+            <w:bottom w:w="0" w:type="dxa"/>
+          </w:tblCellMar>
+        </w:tblPrEx>
+        <w:trPr>
+          <w:cantSplit/>
+        </w:trPr>
+        <w:tc>
+          <w:tcPr>
+            <w:tcW w:w="2800" w:type="dxa"/>
+            <w:tcBorders>
+              <w:top w:val="single" w:sz="1" w:space="0" w:color="E5E7EB"/>
+              <w:left w:val="single" w:sz="1" w:space="0" w:color="E5E7EB"/>
+              <w:bottom w:val="single" w:sz="1" w:space="0" w:color="E5E7EB"/>
+              <w:right w:val="single" w:sz="1" w:space="0" w:color="E5E7EB"/>
+            </w:tcBorders>
+            <w:shd w:val="clear" w:color="auto" w:fill="F8F9FA"/>
+            <w:tcMar>
+              <w:top w:w="80" w:type="dxa"/>
+              <w:left w:w="120" w:type="dxa"/>
+              <w:bottom w:w="80" w:type="dxa"/>
+              <w:right w:w="120" w:type="dxa"/>
+            </w:tcMar>
+          </w:tcPr>
+          <w:p>
+            <w:r>
+              <w:rPr>
+                <w:b/>
+                <w:bCs/>
+                <w:color w:val="063057"/>
+                <w:sz w:val="20"/>
+                <w:szCs w:val="20"/>
+              </w:rPr>
+              <w:t>Owner / Author</w:t>
+            </w:r>
+          </w:p>
+        </w:tc>
+        <w:tc>
+          <w:tcPr>
+            <w:tcW w:w="6560" w:type="dxa"/>
+            <w:tcBorders>
+              <w:top w:val="single" w:sz="1" w:space="0" w:color="E5E7EB"/>
+              <w:left w:val="single" w:sz="1" w:space="0" w:color="E5E7EB"/>
+              <w:bottom w:val="single" w:sz="1" w:space="0" w:color="E5E7EB"/>
+              <w:right w:val="single" w:sz="1" w:space="0" w:color="E5E7EB"/>
+            </w:tcBorders>
+            <w:shd w:val="clear" w:color="auto" w:fill="F8F9FA"/>
+            <w:tcMar>
+              <w:top w:w="80" w:type="dxa"/>
+              <w:left w:w="120" w:type="dxa"/>
+              <w:bottom w:w="80" w:type="dxa"/>
+              <w:right w:w="120" w:type="dxa"/>
+            </w:tcMar>
+          </w:tcPr>
+          <w:p>
+            <w:r>
+              <w:rPr>
+                <w:color w:val="374151"/>
+                <w:sz w:val="20"/>
+                <w:szCs w:val="20"/>
+              </w:rPr>
+              <w:t>Jamie Callawick</w:t>
+            </w:r>
+          </w:p>
+        </w:tc>
+      </w:tr>
+      <w:tr>
+        <w:tblPrEx>
+          <w:tblCellMar>
+            <w:top w:w="0" w:type="dxa"/>
+            <w:bottom w:w="0" w:type="dxa"/>
+          </w:tblCellMar>
+        </w:tblPrEx>
+        <w:trPr>
+          <w:cantSplit/>
+        </w:trPr>
+        <w:tc>
+          <w:tcPr>
+            <w:tcW w:w="2800" w:type="dxa"/>
+            <w:tcBorders>
+              <w:top w:val="single" w:sz="1" w:space="0" w:color="E5E7EB"/>
+              <w:left w:val="single" w:sz="1" w:space="0" w:color="E5E7EB"/>
+              <w:bottom w:val="single" w:sz="1" w:space="0" w:color="E5E7EB"/>
+              <w:right w:val="single" w:sz="1" w:space="0" w:color="E5E7EB"/>
+            </w:tcBorders>
+            <w:shd w:val="clear" w:color="auto" w:fill="FFFFFF"/>
+            <w:tcMar>
+              <w:top w:w="80" w:type="dxa"/>
+              <w:left w:w="120" w:type="dxa"/>
+              <w:bottom w:w="80" w:type="dxa"/>
+              <w:right w:w="120" w:type="dxa"/>
+            </w:tcMar>
+          </w:tcPr>
+          <w:p>
+            <w:r>
+              <w:rPr>
+                <w:b/>
+                <w:bCs/>
+                <w:color w:val="063057"/>
+                <w:sz w:val="20"/>
+                <w:szCs w:val="20"/>
+              </w:rPr>
+              <w:t>Email</w:t>
+            </w:r>
+          </w:p>
+        </w:tc>
+        <w:tc>
+          <w:tcPr>
+            <w:tcW w:w="6560" w:type="dxa"/>
+            <w:tcBorders>
+              <w:top w:val="single" w:sz="1" w:space="0" w:color="E5E7EB"/>
+              <w:left w:val="single" w:sz="1" w:space="0" w:color="E5E7EB"/>
+              <w:bottom w:val="single" w:sz="1" w:space="0" w:color="E5E7EB"/>
+              <w:right w:val="single" w:sz="1" w:space="0" w:color="E5E7EB"/>
+            </w:tcBorders>
+            <w:shd w:val="clear" w:color="auto" w:fill="FFFFFF"/>
+            <w:tcMar>
+              <w:top w:w="80" w:type="dxa"/>
+              <w:left w:w="120" w:type="dxa"/>
+              <w:bottom w:w="80" w:type="dxa"/>
+              <w:right w:w="120" w:type="dxa"/>
+            </w:tcMar>
+          </w:tcPr>
+          <w:p>
+            <w:r>
+              <w:rPr>
+                <w:color w:val="374151"/>
+                <w:sz w:val="20"/>
+                <w:szCs w:val="20"/>
+              </w:rPr>
+              <w:t>jamie@simplifi.work</w:t>
+            </w:r>
+          </w:p>
+        </w:tc>
+      </w:tr>
+      <w:tr>
+        <w:tblPrEx>
+          <w:tblCellMar>
+            <w:top w:w="0" w:type="dxa"/>
+            <w:bottom w:w="0" w:type="dxa"/>
+          </w:tblCellMar>
+        </w:tblPrEx>
+        <w:trPr>
+          <w:cantSplit/>
+        </w:trPr>
+        <w:tc>
+          <w:tcPr>
+            <w:tcW w:w="2800" w:type="dxa"/>
+            <w:tcBorders>
+              <w:top w:val="single" w:sz="1" w:space="0" w:color="E5E7EB"/>
+              <w:left w:val="single" w:sz="1" w:space="0" w:color="E5E7EB"/>
+              <w:bottom w:val="single" w:sz="1" w:space="0" w:color="E5E7EB"/>
+              <w:right w:val="single" w:sz="1" w:space="0" w:color="E5E7EB"/>
+            </w:tcBorders>
+            <w:shd w:val="clear" w:color="auto" w:fill="F8F9FA"/>
+            <w:tcMar>
+              <w:top w:w="80" w:type="dxa"/>
+              <w:left w:w="120" w:type="dxa"/>
+              <w:bottom w:w="80" w:type="dxa"/>
+              <w:right w:w="120" w:type="dxa"/>
+            </w:tcMar>
+          </w:tcPr>
+          <w:p>
+            <w:r>
+              <w:rPr>
+                <w:b/>
+                <w:bCs/>
+                <w:color w:val="063057"/>
+                <w:sz w:val="20"/>
+                <w:szCs w:val="20"/>
+              </w:rPr>
               <w:t>GitHub</w:t>
             </w:r>
           </w:p>
@@ -5156,7 +6608,7 @@
           <w:iCs/>
           <w:color w:val="374151"/>
         </w:rPr>
-        <w:t>Document prepared June 2026  |  Simplifi  |  Confidential - Internal Use Only</w:t>
+        <w:t>Prepared June 2026 · Updated September 2026  |  Simplifi  |  Confidential - Internal Use Only</w:t>
       </w:r>
     </w:p>
     <w:sectPr>

--- a/Simplifi_leave_balance_converter_technical_overview.docx
+++ b/Simplifi_leave_balance_converter_technical_overview.docx
@@ -146,7 +146,7 @@
         <w:rPr>
           <w:color w:val="374151"/>
         </w:rPr>
-        <w:t xml:space="preserve"> Export a leave balance report from their payroll system (Smartly or IMS/MYOB).</w:t>
+        <w:t xml:space="preserve"> Export a leave balance report from their payroll system (Smartly, IMS/MYOB or Rocket).</w:t>
       </w:r>
     </w:p>
     <w:p>
@@ -373,7 +373,7 @@
         <w:rPr>
           <w:color w:val="374151"/>
         </w:rPr>
-        <w:t xml:space="preserve"> Selects their payroll provider (Smartly or IMS/MYOB).</w:t>
+        <w:t xml:space="preserve"> Selects their payroll provider (Smartly, IMS/MYOB or Rocket).</w:t>
       </w:r>
     </w:p>
     <w:p>
@@ -1112,7 +1112,7 @@
         <w:rPr>
           <w:color w:val="374151"/>
         </w:rPr>
-        <w:t>Current providers: Smartly, IMS/MYOB. Crystal Payroll is stubbed and marked "Coming Soon" in the UI.</w:t>
+        <w:t>Current providers: Smartly, IMS/MYOB and Rocket. IMS/MYOB has two supported export formats, the Employee Leave report and the Total Leave report. Both sit under the IMS / MYOB button and are told apart automatically by detect().</w:t>
       </w:r>
     </w:p>
     <w:p>
@@ -4929,6 +4929,723 @@
                 <w:sz w:val="20"/>
                 <w:szCs w:val="20"/>
               </w:rPr>
+              <w:t xml:space="preserve">2 October 2026</w:t>
+            </w:r>
+          </w:p>
+        </w:tc>
+      </w:tr>
+      <w:tr>
+        <w:tblPrEx>
+          <w:tblCellMar>
+            <w:top w:w="0" w:type="dxa"/>
+            <w:bottom w:w="0" w:type="dxa"/>
+          </w:tblCellMar>
+        </w:tblPrEx>
+        <w:trPr>
+          <w:cantSplit/>
+        </w:trPr>
+        <w:tc>
+          <w:tcPr>
+            <w:tcW w:w="2800" w:type="dxa"/>
+            <w:tcBorders>
+              <w:top w:val="single" w:sz="1" w:space="0" w:color="E5E7EB"/>
+              <w:left w:val="single" w:sz="1" w:space="0" w:color="E5E7EB"/>
+              <w:bottom w:val="single" w:sz="1" w:space="0" w:color="E5E7EB"/>
+              <w:right w:val="single" w:sz="1" w:space="0" w:color="E5E7EB"/>
+            </w:tcBorders>
+            <w:shd w:val="clear" w:color="auto" w:fill="FFFFFF"/>
+            <w:tcMar>
+              <w:top w:w="80" w:type="dxa"/>
+              <w:left w:w="120" w:type="dxa"/>
+              <w:bottom w:w="80" w:type="dxa"/>
+              <w:right w:w="120" w:type="dxa"/>
+            </w:tcMar>
+          </w:tcPr>
+          <w:p>
+            <w:r>
+              <w:rPr>
+                <w:b/>
+                <w:bCs/>
+                <w:color w:val="063057"/>
+                <w:sz w:val="20"/>
+                <w:szCs w:val="20"/>
+              </w:rPr>
+              <w:t xml:space="preserve">Provider</w:t>
+            </w:r>
+          </w:p>
+        </w:tc>
+        <w:tc>
+          <w:tcPr>
+            <w:tcW w:w="6560" w:type="dxa"/>
+            <w:tcBorders>
+              <w:top w:val="single" w:sz="1" w:space="0" w:color="E5E7EB"/>
+              <w:left w:val="single" w:sz="1" w:space="0" w:color="E5E7EB"/>
+              <w:bottom w:val="single" w:sz="1" w:space="0" w:color="E5E7EB"/>
+              <w:right w:val="single" w:sz="1" w:space="0" w:color="E5E7EB"/>
+            </w:tcBorders>
+            <w:shd w:val="clear" w:color="auto" w:fill="FFFFFF"/>
+            <w:tcMar>
+              <w:top w:w="80" w:type="dxa"/>
+              <w:left w:w="120" w:type="dxa"/>
+              <w:bottom w:w="80" w:type="dxa"/>
+              <w:right w:w="120" w:type="dxa"/>
+            </w:tcMar>
+          </w:tcPr>
+          <w:p>
+            <w:r>
+              <w:rPr>
+                <w:color w:val="374151"/>
+                <w:sz w:val="20"/>
+                <w:szCs w:val="20"/>
+              </w:rPr>
+              <w:t xml:space="preserve">IMS/MYOB</w:t>
+            </w:r>
+          </w:p>
+        </w:tc>
+      </w:tr>
+      <w:tr>
+        <w:tblPrEx>
+          <w:tblCellMar>
+            <w:top w:w="0" w:type="dxa"/>
+            <w:bottom w:w="0" w:type="dxa"/>
+          </w:tblCellMar>
+        </w:tblPrEx>
+        <w:trPr>
+          <w:cantSplit/>
+        </w:trPr>
+        <w:tc>
+          <w:tcPr>
+            <w:tcW w:w="2800" w:type="dxa"/>
+            <w:tcBorders>
+              <w:top w:val="single" w:sz="1" w:space="0" w:color="E5E7EB"/>
+              <w:left w:val="single" w:sz="1" w:space="0" w:color="E5E7EB"/>
+              <w:bottom w:val="single" w:sz="1" w:space="0" w:color="E5E7EB"/>
+              <w:right w:val="single" w:sz="1" w:space="0" w:color="E5E7EB"/>
+            </w:tcBorders>
+            <w:shd w:val="clear" w:color="auto" w:fill="F8F9FA"/>
+            <w:tcMar>
+              <w:top w:w="80" w:type="dxa"/>
+              <w:left w:w="120" w:type="dxa"/>
+              <w:bottom w:w="80" w:type="dxa"/>
+              <w:right w:w="120" w:type="dxa"/>
+            </w:tcMar>
+          </w:tcPr>
+          <w:p>
+            <w:r>
+              <w:rPr>
+                <w:b/>
+                <w:bCs/>
+                <w:color w:val="063057"/>
+                <w:sz w:val="20"/>
+                <w:szCs w:val="20"/>
+              </w:rPr>
+              <w:t xml:space="preserve">Change</w:t>
+            </w:r>
+          </w:p>
+        </w:tc>
+        <w:tc>
+          <w:tcPr>
+            <w:tcW w:w="6560" w:type="dxa"/>
+            <w:tcBorders>
+              <w:top w:val="single" w:sz="1" w:space="0" w:color="E5E7EB"/>
+              <w:left w:val="single" w:sz="1" w:space="0" w:color="E5E7EB"/>
+              <w:bottom w:val="single" w:sz="1" w:space="0" w:color="E5E7EB"/>
+              <w:right w:val="single" w:sz="1" w:space="0" w:color="E5E7EB"/>
+            </w:tcBorders>
+            <w:shd w:val="clear" w:color="auto" w:fill="F8F9FA"/>
+            <w:tcMar>
+              <w:top w:w="80" w:type="dxa"/>
+              <w:left w:w="120" w:type="dxa"/>
+              <w:bottom w:w="80" w:type="dxa"/>
+              <w:right w:w="120" w:type="dxa"/>
+            </w:tcMar>
+          </w:tcPr>
+          <w:p>
+            <w:r>
+              <w:rPr>
+                <w:color w:val="374151"/>
+                <w:sz w:val="20"/>
+                <w:szCs w:val="20"/>
+              </w:rPr>
+              <w:t xml:space="preserve">Added support for a second IMS/MYOB export format, the "Total Leave" report (e.g. Total_Leave_2026_09_27.csv).</w:t>
+            </w:r>
+          </w:p>
+        </w:tc>
+      </w:tr>
+      <w:tr>
+        <w:tblPrEx>
+          <w:tblCellMar>
+            <w:top w:w="0" w:type="dxa"/>
+            <w:bottom w:w="0" w:type="dxa"/>
+          </w:tblCellMar>
+        </w:tblPrEx>
+        <w:trPr>
+          <w:cantSplit/>
+        </w:trPr>
+        <w:tc>
+          <w:tcPr>
+            <w:tcW w:w="2800" w:type="dxa"/>
+            <w:tcBorders>
+              <w:top w:val="single" w:sz="1" w:space="0" w:color="E5E7EB"/>
+              <w:left w:val="single" w:sz="1" w:space="0" w:color="E5E7EB"/>
+              <w:bottom w:val="single" w:sz="1" w:space="0" w:color="E5E7EB"/>
+              <w:right w:val="single" w:sz="1" w:space="0" w:color="E5E7EB"/>
+            </w:tcBorders>
+            <w:shd w:val="clear" w:color="auto" w:fill="FFFFFF"/>
+            <w:tcMar>
+              <w:top w:w="80" w:type="dxa"/>
+              <w:left w:w="120" w:type="dxa"/>
+              <w:bottom w:w="80" w:type="dxa"/>
+              <w:right w:w="120" w:type="dxa"/>
+            </w:tcMar>
+          </w:tcPr>
+          <w:p>
+            <w:r>
+              <w:rPr>
+                <w:b/>
+                <w:bCs/>
+                <w:color w:val="063057"/>
+                <w:sz w:val="20"/>
+                <w:szCs w:val="20"/>
+              </w:rPr>
+              <w:t xml:space="preserve">Reason</w:t>
+            </w:r>
+          </w:p>
+        </w:tc>
+        <w:tc>
+          <w:tcPr>
+            <w:tcW w:w="6560" w:type="dxa"/>
+            <w:tcBorders>
+              <w:top w:val="single" w:sz="1" w:space="0" w:color="E5E7EB"/>
+              <w:left w:val="single" w:sz="1" w:space="0" w:color="E5E7EB"/>
+              <w:bottom w:val="single" w:sz="1" w:space="0" w:color="E5E7EB"/>
+              <w:right w:val="single" w:sz="1" w:space="0" w:color="E5E7EB"/>
+            </w:tcBorders>
+            <w:shd w:val="clear" w:color="auto" w:fill="FFFFFF"/>
+            <w:tcMar>
+              <w:top w:w="80" w:type="dxa"/>
+              <w:left w:w="120" w:type="dxa"/>
+              <w:bottom w:w="80" w:type="dxa"/>
+              <w:right w:w="120" w:type="dxa"/>
+            </w:tcMar>
+          </w:tcPr>
+          <w:p>
+            <w:r>
+              <w:rPr>
+                <w:color w:val="374151"/>
+                <w:sz w:val="20"/>
+                <w:szCs w:val="20"/>
+              </w:rPr>
+              <w:t xml:space="preserve">The Total Leave file was not recognised as IMS. It fell through to the Smartly parser, so the converted output was unusable.</w:t>
+            </w:r>
+          </w:p>
+        </w:tc>
+      </w:tr>
+      <w:tr>
+        <w:tblPrEx>
+          <w:tblCellMar>
+            <w:top w:w="0" w:type="dxa"/>
+            <w:bottom w:w="0" w:type="dxa"/>
+          </w:tblCellMar>
+        </w:tblPrEx>
+        <w:trPr>
+          <w:cantSplit/>
+        </w:trPr>
+        <w:tc>
+          <w:tcPr>
+            <w:tcW w:w="2800" w:type="dxa"/>
+            <w:tcBorders>
+              <w:top w:val="single" w:sz="1" w:space="0" w:color="E5E7EB"/>
+              <w:left w:val="single" w:sz="1" w:space="0" w:color="E5E7EB"/>
+              <w:bottom w:val="single" w:sz="1" w:space="0" w:color="E5E7EB"/>
+              <w:right w:val="single" w:sz="1" w:space="0" w:color="E5E7EB"/>
+            </w:tcBorders>
+            <w:shd w:val="clear" w:color="auto" w:fill="F8F9FA"/>
+            <w:tcMar>
+              <w:top w:w="80" w:type="dxa"/>
+              <w:left w:w="120" w:type="dxa"/>
+              <w:bottom w:w="80" w:type="dxa"/>
+              <w:right w:w="120" w:type="dxa"/>
+            </w:tcMar>
+          </w:tcPr>
+          <w:p>
+            <w:r>
+              <w:rPr>
+                <w:b/>
+                <w:bCs/>
+                <w:color w:val="063057"/>
+                <w:sz w:val="20"/>
+                <w:szCs w:val="20"/>
+              </w:rPr>
+              <w:t xml:space="preserve">Conversion logic</w:t>
+            </w:r>
+          </w:p>
+        </w:tc>
+        <w:tc>
+          <w:tcPr>
+            <w:tcW w:w="6560" w:type="dxa"/>
+            <w:tcBorders>
+              <w:top w:val="single" w:sz="1" w:space="0" w:color="E5E7EB"/>
+              <w:left w:val="single" w:sz="1" w:space="0" w:color="E5E7EB"/>
+              <w:bottom w:val="single" w:sz="1" w:space="0" w:color="E5E7EB"/>
+              <w:right w:val="single" w:sz="1" w:space="0" w:color="E5E7EB"/>
+            </w:tcBorders>
+            <w:shd w:val="clear" w:color="auto" w:fill="F8F9FA"/>
+            <w:tcMar>
+              <w:top w:w="80" w:type="dxa"/>
+              <w:left w:w="120" w:type="dxa"/>
+              <w:bottom w:w="80" w:type="dxa"/>
+              <w:right w:w="120" w:type="dxa"/>
+            </w:tcMar>
+          </w:tcPr>
+          <w:p>
+            <w:r>
+              <w:rPr>
+                <w:color w:val="374151"/>
+                <w:sz w:val="20"/>
+                <w:szCs w:val="20"/>
+              </w:rPr>
+              <w:t xml:space="preserve">New provider "ims-total-leave", which shares the IMS / MYOB button. detect(): a single header row containing Employee Number, AL Outstanding and SL Balance. parse(): one row per employee; rows with no Employee Number are skipped. convert(): Employee Code = Employee Number, and AL Outstanding, AL Advanced, SL Balance and Alt Balance are passed through as-is. Dollar-value columns are not output.</w:t>
+            </w:r>
+          </w:p>
+        </w:tc>
+      </w:tr>
+      <w:tr>
+        <w:tblPrEx>
+          <w:tblCellMar>
+            <w:top w:w="0" w:type="dxa"/>
+            <w:bottom w:w="0" w:type="dxa"/>
+          </w:tblCellMar>
+        </w:tblPrEx>
+        <w:trPr>
+          <w:cantSplit/>
+        </w:trPr>
+        <w:tc>
+          <w:tcPr>
+            <w:tcW w:w="2800" w:type="dxa"/>
+            <w:tcBorders>
+              <w:top w:val="single" w:sz="1" w:space="0" w:color="E5E7EB"/>
+              <w:left w:val="single" w:sz="1" w:space="0" w:color="E5E7EB"/>
+              <w:bottom w:val="single" w:sz="1" w:space="0" w:color="E5E7EB"/>
+              <w:right w:val="single" w:sz="1" w:space="0" w:color="E5E7EB"/>
+            </w:tcBorders>
+            <w:shd w:val="clear" w:color="auto" w:fill="FFFFFF"/>
+            <w:tcMar>
+              <w:top w:w="80" w:type="dxa"/>
+              <w:left w:w="120" w:type="dxa"/>
+              <w:bottom w:w="80" w:type="dxa"/>
+              <w:right w:w="120" w:type="dxa"/>
+            </w:tcMar>
+          </w:tcPr>
+          <w:p>
+            <w:r>
+              <w:rPr>
+                <w:b/>
+                <w:bCs/>
+                <w:color w:val="063057"/>
+                <w:sz w:val="20"/>
+                <w:szCs w:val="20"/>
+              </w:rPr>
+              <w:t xml:space="preserve">On-screen indicator</w:t>
+            </w:r>
+          </w:p>
+        </w:tc>
+        <w:tc>
+          <w:tcPr>
+            <w:tcW w:w="6560" w:type="dxa"/>
+            <w:tcBorders>
+              <w:top w:val="single" w:sz="1" w:space="0" w:color="E5E7EB"/>
+              <w:left w:val="single" w:sz="1" w:space="0" w:color="E5E7EB"/>
+              <w:bottom w:val="single" w:sz="1" w:space="0" w:color="E5E7EB"/>
+              <w:right w:val="single" w:sz="1" w:space="0" w:color="E5E7EB"/>
+            </w:tcBorders>
+            <w:shd w:val="clear" w:color="auto" w:fill="FFFFFF"/>
+            <w:tcMar>
+              <w:top w:w="80" w:type="dxa"/>
+              <w:left w:w="120" w:type="dxa"/>
+              <w:bottom w:w="80" w:type="dxa"/>
+              <w:right w:w="120" w:type="dxa"/>
+            </w:tcMar>
+          </w:tcPr>
+          <w:p>
+            <w:r>
+              <w:rPr>
+                <w:color w:val="374151"/>
+                <w:sz w:val="20"/>
+                <w:szCs w:val="20"/>
+              </w:rPr>
+              <w:t xml:space="preserve">The status line reads "IMS / MYOB (Total Leave report) format detected". The leave code grid shows the four columns with their units (all on by default). A blue notice above the preview lists the unit of each column, read from the file's AL Unit, SL Unit and Alt Unit columns.</w:t>
+            </w:r>
+          </w:p>
+        </w:tc>
+      </w:tr>
+      <w:tr>
+        <w:tblPrEx>
+          <w:tblCellMar>
+            <w:top w:w="0" w:type="dxa"/>
+            <w:bottom w:w="0" w:type="dxa"/>
+          </w:tblCellMar>
+        </w:tblPrEx>
+        <w:trPr>
+          <w:cantSplit/>
+        </w:trPr>
+        <w:tc>
+          <w:tcPr>
+            <w:tcW w:w="2800" w:type="dxa"/>
+            <w:tcBorders>
+              <w:top w:val="single" w:sz="1" w:space="0" w:color="E5E7EB"/>
+              <w:left w:val="single" w:sz="1" w:space="0" w:color="E5E7EB"/>
+              <w:bottom w:val="single" w:sz="1" w:space="0" w:color="E5E7EB"/>
+              <w:right w:val="single" w:sz="1" w:space="0" w:color="E5E7EB"/>
+            </w:tcBorders>
+            <w:shd w:val="clear" w:color="auto" w:fill="F8F9FA"/>
+            <w:tcMar>
+              <w:top w:w="80" w:type="dxa"/>
+              <w:left w:w="120" w:type="dxa"/>
+              <w:bottom w:w="80" w:type="dxa"/>
+              <w:right w:w="120" w:type="dxa"/>
+            </w:tcMar>
+          </w:tcPr>
+          <w:p>
+            <w:r>
+              <w:rPr>
+                <w:b/>
+                <w:bCs/>
+                <w:color w:val="063057"/>
+                <w:sz w:val="20"/>
+                <w:szCs w:val="20"/>
+              </w:rPr>
+              <w:t xml:space="preserve">CSV output</w:t>
+            </w:r>
+          </w:p>
+        </w:tc>
+        <w:tc>
+          <w:tcPr>
+            <w:tcW w:w="6560" w:type="dxa"/>
+            <w:tcBorders>
+              <w:top w:val="single" w:sz="1" w:space="0" w:color="E5E7EB"/>
+              <w:left w:val="single" w:sz="1" w:space="0" w:color="E5E7EB"/>
+              <w:bottom w:val="single" w:sz="1" w:space="0" w:color="E5E7EB"/>
+              <w:right w:val="single" w:sz="1" w:space="0" w:color="E5E7EB"/>
+            </w:tcBorders>
+            <w:shd w:val="clear" w:color="auto" w:fill="F8F9FA"/>
+            <w:tcMar>
+              <w:top w:w="80" w:type="dxa"/>
+              <w:left w:w="120" w:type="dxa"/>
+              <w:bottom w:w="80" w:type="dxa"/>
+              <w:right w:w="120" w:type="dxa"/>
+            </w:tcMar>
+          </w:tcPr>
+          <w:p>
+            <w:r>
+              <w:rPr>
+                <w:color w:val="374151"/>
+                <w:sz w:val="20"/>
+                <w:szCs w:val="20"/>
+              </w:rPr>
+              <w:t xml:space="preserve">Columns: Employee Code, AL Outstanding, AL Advanced, SL Balance, Alt Balance. Units are mixed: AL Outstanding and AL Advanced are in HOURS, SL Balance and Alt Balance are in DAYS. Map each accordingly in the import. This report has no AL Accrued figure; use the Employee Leave report if accrued is needed.</w:t>
+            </w:r>
+          </w:p>
+        </w:tc>
+      </w:tr>
+      <w:tr>
+        <w:tblPrEx>
+          <w:tblCellMar>
+            <w:top w:w="0" w:type="dxa"/>
+            <w:bottom w:w="0" w:type="dxa"/>
+          </w:tblCellMar>
+        </w:tblPrEx>
+        <w:trPr>
+          <w:cantSplit/>
+        </w:trPr>
+        <w:tc>
+          <w:tcPr>
+            <w:tcW w:w="2800" w:type="dxa"/>
+            <w:tcBorders>
+              <w:top w:val="single" w:sz="1" w:space="0" w:color="E5E7EB"/>
+              <w:left w:val="single" w:sz="1" w:space="0" w:color="E5E7EB"/>
+              <w:bottom w:val="single" w:sz="1" w:space="0" w:color="E5E7EB"/>
+              <w:right w:val="single" w:sz="1" w:space="0" w:color="E5E7EB"/>
+            </w:tcBorders>
+            <w:shd w:val="clear" w:color="auto" w:fill="FFFFFF"/>
+            <w:tcMar>
+              <w:top w:w="80" w:type="dxa"/>
+              <w:left w:w="120" w:type="dxa"/>
+              <w:bottom w:w="80" w:type="dxa"/>
+              <w:right w:w="120" w:type="dxa"/>
+            </w:tcMar>
+          </w:tcPr>
+          <w:p>
+            <w:r>
+              <w:rPr>
+                <w:b/>
+                <w:bCs/>
+                <w:color w:val="063057"/>
+                <w:sz w:val="20"/>
+                <w:szCs w:val="20"/>
+              </w:rPr>
+              <w:t xml:space="preserve">Backwards compatibility</w:t>
+            </w:r>
+          </w:p>
+        </w:tc>
+        <w:tc>
+          <w:tcPr>
+            <w:tcW w:w="6560" w:type="dxa"/>
+            <w:tcBorders>
+              <w:top w:val="single" w:sz="1" w:space="0" w:color="E5E7EB"/>
+              <w:left w:val="single" w:sz="1" w:space="0" w:color="E5E7EB"/>
+              <w:bottom w:val="single" w:sz="1" w:space="0" w:color="E5E7EB"/>
+              <w:right w:val="single" w:sz="1" w:space="0" w:color="E5E7EB"/>
+            </w:tcBorders>
+            <w:shd w:val="clear" w:color="auto" w:fill="FFFFFF"/>
+            <w:tcMar>
+              <w:top w:w="80" w:type="dxa"/>
+              <w:left w:w="120" w:type="dxa"/>
+              <w:bottom w:w="80" w:type="dxa"/>
+              <w:right w:w="120" w:type="dxa"/>
+            </w:tcMar>
+          </w:tcPr>
+          <w:p>
+            <w:r>
+              <w:rPr>
+                <w:color w:val="374151"/>
+                <w:sz w:val="20"/>
+                <w:szCs w:val="20"/>
+              </w:rPr>
+              <w:t xml:space="preserve">The original IMS/MYOB Employee Leave format, Smartly and Rocket are unaffected and produce identical output.</w:t>
+            </w:r>
+          </w:p>
+        </w:tc>
+      </w:tr>
+      <w:tr>
+        <w:tblPrEx>
+          <w:tblCellMar>
+            <w:top w:w="0" w:type="dxa"/>
+            <w:bottom w:w="0" w:type="dxa"/>
+          </w:tblCellMar>
+        </w:tblPrEx>
+        <w:trPr>
+          <w:cantSplit/>
+        </w:trPr>
+        <w:tc>
+          <w:tcPr>
+            <w:tcW w:w="2800" w:type="dxa"/>
+            <w:tcBorders>
+              <w:top w:val="single" w:sz="1" w:space="0" w:color="E5E7EB"/>
+              <w:left w:val="single" w:sz="1" w:space="0" w:color="E5E7EB"/>
+              <w:bottom w:val="single" w:sz="1" w:space="0" w:color="E5E7EB"/>
+              <w:right w:val="single" w:sz="1" w:space="0" w:color="E5E7EB"/>
+            </w:tcBorders>
+            <w:shd w:val="clear" w:color="auto" w:fill="F8F9FA"/>
+            <w:tcMar>
+              <w:top w:w="80" w:type="dxa"/>
+              <w:left w:w="120" w:type="dxa"/>
+              <w:bottom w:w="80" w:type="dxa"/>
+              <w:right w:w="120" w:type="dxa"/>
+            </w:tcMar>
+          </w:tcPr>
+          <w:p>
+            <w:r>
+              <w:rPr>
+                <w:b/>
+                <w:bCs/>
+                <w:color w:val="063057"/>
+                <w:sz w:val="20"/>
+                <w:szCs w:val="20"/>
+              </w:rPr>
+              <w:t xml:space="preserve">Tested with</w:t>
+            </w:r>
+          </w:p>
+        </w:tc>
+        <w:tc>
+          <w:tcPr>
+            <w:tcW w:w="6560" w:type="dxa"/>
+            <w:tcBorders>
+              <w:top w:val="single" w:sz="1" w:space="0" w:color="E5E7EB"/>
+              <w:left w:val="single" w:sz="1" w:space="0" w:color="E5E7EB"/>
+              <w:bottom w:val="single" w:sz="1" w:space="0" w:color="E5E7EB"/>
+              <w:right w:val="single" w:sz="1" w:space="0" w:color="E5E7EB"/>
+            </w:tcBorders>
+            <w:shd w:val="clear" w:color="auto" w:fill="F8F9FA"/>
+            <w:tcMar>
+              <w:top w:w="80" w:type="dxa"/>
+              <w:left w:w="120" w:type="dxa"/>
+              <w:bottom w:w="80" w:type="dxa"/>
+              <w:right w:w="120" w:type="dxa"/>
+            </w:tcMar>
+          </w:tcPr>
+          <w:p>
+            <w:r>
+              <w:rPr>
+                <w:color w:val="374151"/>
+                <w:sz w:val="20"/>
+                <w:szCs w:val="20"/>
+              </w:rPr>
+              <w:t xml:space="preserve">Total_Leave_2026_09_27 (IMS): 72 employees converted. For example, employee 102304 has AL Outstanding 150.24 hrs, SL Balance 5 days and Alt Balance 1 day. One row (no Employee Number, all-zero balances) is skipped. Regression checked against Eldon IMS Employee Leave (85), Rocket VIEWTTLB (186) and Mckenzie HC Smartly (524 records).</w:t>
+            </w:r>
+          </w:p>
+        </w:tc>
+      </w:tr>
+      <w:tr>
+        <w:tblPrEx>
+          <w:tblCellMar>
+            <w:top w:w="0" w:type="dxa"/>
+            <w:bottom w:w="0" w:type="dxa"/>
+          </w:tblCellMar>
+        </w:tblPrEx>
+        <w:trPr>
+          <w:cantSplit/>
+        </w:trPr>
+        <w:tc>
+          <w:tcPr>
+            <w:tcW w:w="2800" w:type="dxa"/>
+            <w:tcBorders>
+              <w:top w:val="single" w:sz="1" w:space="0" w:color="E5E7EB"/>
+              <w:left w:val="single" w:sz="1" w:space="0" w:color="E5E7EB"/>
+              <w:bottom w:val="single" w:sz="1" w:space="0" w:color="E5E7EB"/>
+              <w:right w:val="single" w:sz="1" w:space="0" w:color="E5E7EB"/>
+            </w:tcBorders>
+            <w:shd w:val="clear" w:color="auto" w:fill="FFFFFF"/>
+            <w:tcMar>
+              <w:top w:w="80" w:type="dxa"/>
+              <w:left w:w="120" w:type="dxa"/>
+              <w:bottom w:w="80" w:type="dxa"/>
+              <w:right w:w="120" w:type="dxa"/>
+            </w:tcMar>
+          </w:tcPr>
+          <w:p>
+            <w:r>
+              <w:rPr>
+                <w:b/>
+                <w:bCs/>
+                <w:color w:val="063057"/>
+                <w:sz w:val="20"/>
+                <w:szCs w:val="20"/>
+              </w:rPr>
+              <w:t xml:space="preserve">Rollback</w:t>
+            </w:r>
+          </w:p>
+        </w:tc>
+        <w:tc>
+          <w:tcPr>
+            <w:tcW w:w="6560" w:type="dxa"/>
+            <w:tcBorders>
+              <w:top w:val="single" w:sz="1" w:space="0" w:color="E5E7EB"/>
+              <w:left w:val="single" w:sz="1" w:space="0" w:color="E5E7EB"/>
+              <w:bottom w:val="single" w:sz="1" w:space="0" w:color="E5E7EB"/>
+              <w:right w:val="single" w:sz="1" w:space="0" w:color="E5E7EB"/>
+            </w:tcBorders>
+            <w:shd w:val="clear" w:color="auto" w:fill="FFFFFF"/>
+            <w:tcMar>
+              <w:top w:w="80" w:type="dxa"/>
+              <w:left w:w="120" w:type="dxa"/>
+              <w:bottom w:w="80" w:type="dxa"/>
+              <w:right w:w="120" w:type="dxa"/>
+            </w:tcMar>
+          </w:tcPr>
+          <w:p>
+            <w:r>
+              <w:rPr>
+                <w:color w:val="374151"/>
+                <w:sz w:val="20"/>
+                <w:szCs w:val="20"/>
+              </w:rPr>
+              <w:t xml:space="preserve">Previous version is git commit 6ec97c5 in the repository.</w:t>
+            </w:r>
+          </w:p>
+        </w:tc>
+      </w:tr>
+    </w:tbl>
+    <w:p>
+      <w:pPr>
+        <w:spacing w:after="60"/>
+      </w:pPr>
+    </w:p>
+    <w:tbl>
+      <w:tblPr>
+        <w:tblW w:w="9360" w:type="dxa"/>
+        <w:tblBorders>
+          <w:top w:val="single" w:sz="4" w:space="0" w:color="auto"/>
+          <w:left w:val="single" w:sz="4" w:space="0" w:color="auto"/>
+          <w:bottom w:val="single" w:sz="4" w:space="0" w:color="auto"/>
+          <w:right w:val="single" w:sz="4" w:space="0" w:color="auto"/>
+          <w:insideH w:val="single" w:sz="4" w:space="0" w:color="auto"/>
+          <w:insideV w:val="single" w:sz="4" w:space="0" w:color="auto"/>
+        </w:tblBorders>
+        <w:tblCellMar>
+          <w:left w:w="10" w:type="dxa"/>
+          <w:right w:w="10" w:type="dxa"/>
+        </w:tblCellMar>
+        <w:tblLook w:val="0000" w:firstRow="0" w:lastRow="0" w:firstColumn="0" w:lastColumn="0" w:noHBand="0" w:noVBand="0"/>
+      </w:tblPr>
+      <w:tblGrid>
+        <w:gridCol w:w="2800"/>
+        <w:gridCol w:w="6560"/>
+      </w:tblGrid>
+      <w:tr>
+        <w:tblPrEx>
+          <w:tblCellMar>
+            <w:top w:w="0" w:type="dxa"/>
+            <w:bottom w:w="0" w:type="dxa"/>
+          </w:tblCellMar>
+        </w:tblPrEx>
+        <w:trPr>
+          <w:cantSplit/>
+        </w:trPr>
+        <w:tc>
+          <w:tcPr>
+            <w:tcW w:w="2800" w:type="dxa"/>
+            <w:tcBorders>
+              <w:top w:val="single" w:sz="1" w:space="0" w:color="E5E7EB"/>
+              <w:left w:val="single" w:sz="1" w:space="0" w:color="E5E7EB"/>
+              <w:bottom w:val="single" w:sz="1" w:space="0" w:color="E5E7EB"/>
+              <w:right w:val="single" w:sz="1" w:space="0" w:color="E5E7EB"/>
+            </w:tcBorders>
+            <w:shd w:val="clear" w:color="auto" w:fill="F8F9FA"/>
+            <w:tcMar>
+              <w:top w:w="80" w:type="dxa"/>
+              <w:left w:w="120" w:type="dxa"/>
+              <w:bottom w:w="80" w:type="dxa"/>
+              <w:right w:w="120" w:type="dxa"/>
+            </w:tcMar>
+          </w:tcPr>
+          <w:p>
+            <w:r>
+              <w:rPr>
+                <w:b/>
+                <w:bCs/>
+                <w:color w:val="063057"/>
+                <w:sz w:val="20"/>
+                <w:szCs w:val="20"/>
+              </w:rPr>
+              <w:t xml:space="preserve">Date</w:t>
+            </w:r>
+          </w:p>
+        </w:tc>
+        <w:tc>
+          <w:tcPr>
+            <w:tcW w:w="6560" w:type="dxa"/>
+            <w:tcBorders>
+              <w:top w:val="single" w:sz="1" w:space="0" w:color="E5E7EB"/>
+              <w:left w:val="single" w:sz="1" w:space="0" w:color="E5E7EB"/>
+              <w:bottom w:val="single" w:sz="1" w:space="0" w:color="E5E7EB"/>
+              <w:right w:val="single" w:sz="1" w:space="0" w:color="E5E7EB"/>
+            </w:tcBorders>
+            <w:shd w:val="clear" w:color="auto" w:fill="F8F9FA"/>
+            <w:tcMar>
+              <w:top w:w="80" w:type="dxa"/>
+              <w:left w:w="120" w:type="dxa"/>
+              <w:bottom w:w="80" w:type="dxa"/>
+              <w:right w:w="120" w:type="dxa"/>
+            </w:tcMar>
+          </w:tcPr>
+          <w:p>
+            <w:r>
+              <w:rPr>
+                <w:color w:val="374151"/>
+                <w:sz w:val="20"/>
+                <w:szCs w:val="20"/>
+              </w:rPr>
               <w:t xml:space="preserve">28 September 2026</w:t>
             </w:r>
           </w:p>
@@ -6608,7 +7325,7 @@
           <w:iCs/>
           <w:color w:val="374151"/>
         </w:rPr>
-        <w:t>Prepared June 2026 · Updated September 2026  |  Simplifi  |  Confidential - Internal Use Only</w:t>
+        <w:t>Prepared June 2026 · Updated October 2026  |  Simplifi  |  Confidential - Internal Use Only</w:t>
       </w:r>
     </w:p>
     <w:sectPr>
